--- a/report/QM640_Final_Report_Late_Delivery_ML.docx
+++ b/report/QM640_Final_Report_Late_Delivery_ML.docx
@@ -27,12 +27,14 @@
         <w:spacing w:after="120"/>
         <w:jc w:val="center"/>
       </w:pPr>
+      <w:bookmarkStart w:id="0" w:name="_Toc240408088"/>
       <w:r>
         <w:rPr>
           <w:b w:val="0"/>
         </w:rPr>
         <w:t>Final Report</w:t>
       </w:r>
+      <w:bookmarkEnd w:id="0"/>
     </w:p>
     <w:p>
       <w:pPr>
@@ -96,18 +98,3148 @@
         <w:br w:type="page"/>
       </w:r>
     </w:p>
+    <w:sdt>
+      <w:sdtPr>
+        <w:id w:val="850765476"/>
+        <w:docPartObj>
+          <w:docPartGallery w:val="Table of Contents"/>
+          <w:docPartUnique/>
+        </w:docPartObj>
+      </w:sdtPr>
+      <w:sdtEndPr>
+        <w:rPr>
+          <w:rFonts w:ascii="Times New Roman" w:eastAsiaTheme="minorEastAsia" w:hAnsi="Times New Roman" w:cstheme="minorBidi"/>
+          <w:noProof/>
+          <w:color w:val="auto"/>
+          <w:sz w:val="22"/>
+          <w:szCs w:val="22"/>
+        </w:rPr>
+      </w:sdtEndPr>
+      <w:sdtContent>
+        <w:p>
+          <w:pPr>
+            <w:pStyle w:val="TOCHeading"/>
+          </w:pPr>
+          <w:r>
+            <w:t>Table of Contents</w:t>
+          </w:r>
+        </w:p>
+        <w:p>
+          <w:pPr>
+            <w:pStyle w:val="TOC1"/>
+            <w:tabs>
+              <w:tab w:val="right" w:leader="dot" w:pos="9350"/>
+            </w:tabs>
+            <w:rPr>
+              <w:rFonts w:asciiTheme="minorHAnsi" w:hAnsiTheme="minorHAnsi"/>
+              <w:noProof/>
+              <w:lang w:val="en-IN" w:eastAsia="en-IN"/>
+            </w:rPr>
+          </w:pPr>
+          <w:r>
+            <w:fldChar w:fldCharType="begin"/>
+          </w:r>
+          <w:r>
+            <w:instrText xml:space="preserve"> TOC \o "1-3" \h \z \u </w:instrText>
+          </w:r>
+          <w:r>
+            <w:fldChar w:fldCharType="separate"/>
+          </w:r>
+          <w:hyperlink w:anchor="_Toc240408088" w:history="1">
+            <w:r>
+              <w:rPr>
+                <w:rStyle w:val="Hyperlink"/>
+                <w:noProof/>
+              </w:rPr>
+              <w:t>Final Report</w:t>
+            </w:r>
+            <w:r>
+              <w:rPr>
+                <w:noProof/>
+                <w:webHidden/>
+              </w:rPr>
+              <w:tab/>
+            </w:r>
+            <w:r>
+              <w:rPr>
+                <w:noProof/>
+                <w:webHidden/>
+              </w:rPr>
+              <w:fldChar w:fldCharType="begin"/>
+            </w:r>
+            <w:r>
+              <w:rPr>
+                <w:noProof/>
+                <w:webHidden/>
+              </w:rPr>
+              <w:instrText xml:space="preserve"> PAGEREF _Toc240408088 \h </w:instrText>
+            </w:r>
+            <w:r>
+              <w:rPr>
+                <w:noProof/>
+                <w:webHidden/>
+              </w:rPr>
+            </w:r>
+            <w:r>
+              <w:rPr>
+                <w:noProof/>
+                <w:webHidden/>
+              </w:rPr>
+              <w:fldChar w:fldCharType="separate"/>
+            </w:r>
+            <w:r>
+              <w:rPr>
+                <w:noProof/>
+                <w:webHidden/>
+              </w:rPr>
+              <w:t>1</w:t>
+            </w:r>
+            <w:r>
+              <w:rPr>
+                <w:noProof/>
+                <w:webHidden/>
+              </w:rPr>
+              <w:fldChar w:fldCharType="end"/>
+            </w:r>
+          </w:hyperlink>
+        </w:p>
+        <w:p>
+          <w:pPr>
+            <w:pStyle w:val="TOC1"/>
+            <w:tabs>
+              <w:tab w:val="right" w:leader="dot" w:pos="9350"/>
+            </w:tabs>
+            <w:rPr>
+              <w:rFonts w:asciiTheme="minorHAnsi" w:hAnsiTheme="minorHAnsi"/>
+              <w:noProof/>
+              <w:lang w:val="en-IN" w:eastAsia="en-IN"/>
+            </w:rPr>
+          </w:pPr>
+          <w:hyperlink w:anchor="_Toc240408089" w:history="1">
+            <w:r>
+              <w:rPr>
+                <w:rStyle w:val="Hyperlink"/>
+                <w:noProof/>
+              </w:rPr>
+              <w:t>Project Repository</w:t>
+            </w:r>
+            <w:r>
+              <w:rPr>
+                <w:noProof/>
+                <w:webHidden/>
+              </w:rPr>
+              <w:tab/>
+            </w:r>
+            <w:r>
+              <w:rPr>
+                <w:noProof/>
+                <w:webHidden/>
+              </w:rPr>
+              <w:fldChar w:fldCharType="begin"/>
+            </w:r>
+            <w:r>
+              <w:rPr>
+                <w:noProof/>
+                <w:webHidden/>
+              </w:rPr>
+              <w:instrText xml:space="preserve"> PAGEREF _Toc240408089 \h </w:instrText>
+            </w:r>
+            <w:r>
+              <w:rPr>
+                <w:noProof/>
+                <w:webHidden/>
+              </w:rPr>
+            </w:r>
+            <w:r>
+              <w:rPr>
+                <w:noProof/>
+                <w:webHidden/>
+              </w:rPr>
+              <w:fldChar w:fldCharType="separate"/>
+            </w:r>
+            <w:r>
+              <w:rPr>
+                <w:noProof/>
+                <w:webHidden/>
+              </w:rPr>
+              <w:t>2</w:t>
+            </w:r>
+            <w:r>
+              <w:rPr>
+                <w:noProof/>
+                <w:webHidden/>
+              </w:rPr>
+              <w:fldChar w:fldCharType="end"/>
+            </w:r>
+          </w:hyperlink>
+        </w:p>
+        <w:p>
+          <w:pPr>
+            <w:pStyle w:val="TOC1"/>
+            <w:tabs>
+              <w:tab w:val="right" w:leader="dot" w:pos="9350"/>
+            </w:tabs>
+            <w:rPr>
+              <w:rFonts w:asciiTheme="minorHAnsi" w:hAnsiTheme="minorHAnsi"/>
+              <w:noProof/>
+              <w:lang w:val="en-IN" w:eastAsia="en-IN"/>
+            </w:rPr>
+          </w:pPr>
+          <w:hyperlink w:anchor="_Toc240408090" w:history="1">
+            <w:r>
+              <w:rPr>
+                <w:rStyle w:val="Hyperlink"/>
+                <w:noProof/>
+              </w:rPr>
+              <w:t>Abstract</w:t>
+            </w:r>
+            <w:r>
+              <w:rPr>
+                <w:noProof/>
+                <w:webHidden/>
+              </w:rPr>
+              <w:tab/>
+            </w:r>
+            <w:r>
+              <w:rPr>
+                <w:noProof/>
+                <w:webHidden/>
+              </w:rPr>
+              <w:fldChar w:fldCharType="begin"/>
+            </w:r>
+            <w:r>
+              <w:rPr>
+                <w:noProof/>
+                <w:webHidden/>
+              </w:rPr>
+              <w:instrText xml:space="preserve"> PAGEREF _Toc240408090 \h </w:instrText>
+            </w:r>
+            <w:r>
+              <w:rPr>
+                <w:noProof/>
+                <w:webHidden/>
+              </w:rPr>
+            </w:r>
+            <w:r>
+              <w:rPr>
+                <w:noProof/>
+                <w:webHidden/>
+              </w:rPr>
+              <w:fldChar w:fldCharType="separate"/>
+            </w:r>
+            <w:r>
+              <w:rPr>
+                <w:noProof/>
+                <w:webHidden/>
+              </w:rPr>
+              <w:t>3</w:t>
+            </w:r>
+            <w:r>
+              <w:rPr>
+                <w:noProof/>
+                <w:webHidden/>
+              </w:rPr>
+              <w:fldChar w:fldCharType="end"/>
+            </w:r>
+          </w:hyperlink>
+        </w:p>
+        <w:p>
+          <w:pPr>
+            <w:pStyle w:val="TOC2"/>
+            <w:tabs>
+              <w:tab w:val="right" w:leader="dot" w:pos="9350"/>
+            </w:tabs>
+            <w:rPr>
+              <w:rFonts w:asciiTheme="minorHAnsi" w:hAnsiTheme="minorHAnsi"/>
+              <w:noProof/>
+              <w:lang w:val="en-IN" w:eastAsia="en-IN"/>
+            </w:rPr>
+          </w:pPr>
+          <w:hyperlink w:anchor="_Toc240408091" w:history="1">
+            <w:r>
+              <w:rPr>
+                <w:rStyle w:val="Hyperlink"/>
+                <w:noProof/>
+              </w:rPr>
+              <w:t>Keywords</w:t>
+            </w:r>
+            <w:r>
+              <w:rPr>
+                <w:noProof/>
+                <w:webHidden/>
+              </w:rPr>
+              <w:tab/>
+            </w:r>
+            <w:r>
+              <w:rPr>
+                <w:noProof/>
+                <w:webHidden/>
+              </w:rPr>
+              <w:fldChar w:fldCharType="begin"/>
+            </w:r>
+            <w:r>
+              <w:rPr>
+                <w:noProof/>
+                <w:webHidden/>
+              </w:rPr>
+              <w:instrText xml:space="preserve"> PAGEREF _Toc240408091 \h </w:instrText>
+            </w:r>
+            <w:r>
+              <w:rPr>
+                <w:noProof/>
+                <w:webHidden/>
+              </w:rPr>
+            </w:r>
+            <w:r>
+              <w:rPr>
+                <w:noProof/>
+                <w:webHidden/>
+              </w:rPr>
+              <w:fldChar w:fldCharType="separate"/>
+            </w:r>
+            <w:r>
+              <w:rPr>
+                <w:noProof/>
+                <w:webHidden/>
+              </w:rPr>
+              <w:t>3</w:t>
+            </w:r>
+            <w:r>
+              <w:rPr>
+                <w:noProof/>
+                <w:webHidden/>
+              </w:rPr>
+              <w:fldChar w:fldCharType="end"/>
+            </w:r>
+          </w:hyperlink>
+        </w:p>
+        <w:p>
+          <w:pPr>
+            <w:pStyle w:val="TOC1"/>
+            <w:tabs>
+              <w:tab w:val="right" w:leader="dot" w:pos="9350"/>
+            </w:tabs>
+            <w:rPr>
+              <w:rFonts w:asciiTheme="minorHAnsi" w:hAnsiTheme="minorHAnsi"/>
+              <w:noProof/>
+              <w:lang w:val="en-IN" w:eastAsia="en-IN"/>
+            </w:rPr>
+          </w:pPr>
+          <w:hyperlink w:anchor="_Toc240408092" w:history="1">
+            <w:r>
+              <w:rPr>
+                <w:rStyle w:val="Hyperlink"/>
+                <w:noProof/>
+              </w:rPr>
+              <w:t>1. Introduction</w:t>
+            </w:r>
+            <w:r>
+              <w:rPr>
+                <w:noProof/>
+                <w:webHidden/>
+              </w:rPr>
+              <w:tab/>
+            </w:r>
+            <w:r>
+              <w:rPr>
+                <w:noProof/>
+                <w:webHidden/>
+              </w:rPr>
+              <w:fldChar w:fldCharType="begin"/>
+            </w:r>
+            <w:r>
+              <w:rPr>
+                <w:noProof/>
+                <w:webHidden/>
+              </w:rPr>
+              <w:instrText xml:space="preserve"> PAGEREF _Toc240408092 \h </w:instrText>
+            </w:r>
+            <w:r>
+              <w:rPr>
+                <w:noProof/>
+                <w:webHidden/>
+              </w:rPr>
+            </w:r>
+            <w:r>
+              <w:rPr>
+                <w:noProof/>
+                <w:webHidden/>
+              </w:rPr>
+              <w:fldChar w:fldCharType="separate"/>
+            </w:r>
+            <w:r>
+              <w:rPr>
+                <w:noProof/>
+                <w:webHidden/>
+              </w:rPr>
+              <w:t>3</w:t>
+            </w:r>
+            <w:r>
+              <w:rPr>
+                <w:noProof/>
+                <w:webHidden/>
+              </w:rPr>
+              <w:fldChar w:fldCharType="end"/>
+            </w:r>
+          </w:hyperlink>
+        </w:p>
+        <w:p>
+          <w:pPr>
+            <w:pStyle w:val="TOC2"/>
+            <w:tabs>
+              <w:tab w:val="right" w:leader="dot" w:pos="9350"/>
+            </w:tabs>
+            <w:rPr>
+              <w:rFonts w:asciiTheme="minorHAnsi" w:hAnsiTheme="minorHAnsi"/>
+              <w:noProof/>
+              <w:lang w:val="en-IN" w:eastAsia="en-IN"/>
+            </w:rPr>
+          </w:pPr>
+          <w:hyperlink w:anchor="_Toc240408093" w:history="1">
+            <w:r>
+              <w:rPr>
+                <w:rStyle w:val="Hyperlink"/>
+                <w:noProof/>
+              </w:rPr>
+              <w:t>1.1 Background and Context</w:t>
+            </w:r>
+            <w:r>
+              <w:rPr>
+                <w:noProof/>
+                <w:webHidden/>
+              </w:rPr>
+              <w:tab/>
+            </w:r>
+            <w:r>
+              <w:rPr>
+                <w:noProof/>
+                <w:webHidden/>
+              </w:rPr>
+              <w:fldChar w:fldCharType="begin"/>
+            </w:r>
+            <w:r>
+              <w:rPr>
+                <w:noProof/>
+                <w:webHidden/>
+              </w:rPr>
+              <w:instrText xml:space="preserve"> PAGEREF _Toc240408093 \h </w:instrText>
+            </w:r>
+            <w:r>
+              <w:rPr>
+                <w:noProof/>
+                <w:webHidden/>
+              </w:rPr>
+            </w:r>
+            <w:r>
+              <w:rPr>
+                <w:noProof/>
+                <w:webHidden/>
+              </w:rPr>
+              <w:fldChar w:fldCharType="separate"/>
+            </w:r>
+            <w:r>
+              <w:rPr>
+                <w:noProof/>
+                <w:webHidden/>
+              </w:rPr>
+              <w:t>3</w:t>
+            </w:r>
+            <w:r>
+              <w:rPr>
+                <w:noProof/>
+                <w:webHidden/>
+              </w:rPr>
+              <w:fldChar w:fldCharType="end"/>
+            </w:r>
+          </w:hyperlink>
+        </w:p>
+        <w:p>
+          <w:pPr>
+            <w:pStyle w:val="TOC2"/>
+            <w:tabs>
+              <w:tab w:val="right" w:leader="dot" w:pos="9350"/>
+            </w:tabs>
+            <w:rPr>
+              <w:rFonts w:asciiTheme="minorHAnsi" w:hAnsiTheme="minorHAnsi"/>
+              <w:noProof/>
+              <w:lang w:val="en-IN" w:eastAsia="en-IN"/>
+            </w:rPr>
+          </w:pPr>
+          <w:hyperlink w:anchor="_Toc240408094" w:history="1">
+            <w:r>
+              <w:rPr>
+                <w:rStyle w:val="Hyperlink"/>
+                <w:noProof/>
+              </w:rPr>
+              <w:t>1.2 Problem Statement</w:t>
+            </w:r>
+            <w:r>
+              <w:rPr>
+                <w:noProof/>
+                <w:webHidden/>
+              </w:rPr>
+              <w:tab/>
+            </w:r>
+            <w:r>
+              <w:rPr>
+                <w:noProof/>
+                <w:webHidden/>
+              </w:rPr>
+              <w:fldChar w:fldCharType="begin"/>
+            </w:r>
+            <w:r>
+              <w:rPr>
+                <w:noProof/>
+                <w:webHidden/>
+              </w:rPr>
+              <w:instrText xml:space="preserve"> PAGEREF _Toc240408094 \h </w:instrText>
+            </w:r>
+            <w:r>
+              <w:rPr>
+                <w:noProof/>
+                <w:webHidden/>
+              </w:rPr>
+            </w:r>
+            <w:r>
+              <w:rPr>
+                <w:noProof/>
+                <w:webHidden/>
+              </w:rPr>
+              <w:fldChar w:fldCharType="separate"/>
+            </w:r>
+            <w:r>
+              <w:rPr>
+                <w:noProof/>
+                <w:webHidden/>
+              </w:rPr>
+              <w:t>4</w:t>
+            </w:r>
+            <w:r>
+              <w:rPr>
+                <w:noProof/>
+                <w:webHidden/>
+              </w:rPr>
+              <w:fldChar w:fldCharType="end"/>
+            </w:r>
+          </w:hyperlink>
+        </w:p>
+        <w:p>
+          <w:pPr>
+            <w:pStyle w:val="TOC2"/>
+            <w:tabs>
+              <w:tab w:val="right" w:leader="dot" w:pos="9350"/>
+            </w:tabs>
+            <w:rPr>
+              <w:rFonts w:asciiTheme="minorHAnsi" w:hAnsiTheme="minorHAnsi"/>
+              <w:noProof/>
+              <w:lang w:val="en-IN" w:eastAsia="en-IN"/>
+            </w:rPr>
+          </w:pPr>
+          <w:hyperlink w:anchor="_Toc240408095" w:history="1">
+            <w:r>
+              <w:rPr>
+                <w:rStyle w:val="Hyperlink"/>
+                <w:noProof/>
+              </w:rPr>
+              <w:t>1.3 Purpose of the Study</w:t>
+            </w:r>
+            <w:r>
+              <w:rPr>
+                <w:noProof/>
+                <w:webHidden/>
+              </w:rPr>
+              <w:tab/>
+            </w:r>
+            <w:r>
+              <w:rPr>
+                <w:noProof/>
+                <w:webHidden/>
+              </w:rPr>
+              <w:fldChar w:fldCharType="begin"/>
+            </w:r>
+            <w:r>
+              <w:rPr>
+                <w:noProof/>
+                <w:webHidden/>
+              </w:rPr>
+              <w:instrText xml:space="preserve"> PAGEREF _Toc240408095 \h </w:instrText>
+            </w:r>
+            <w:r>
+              <w:rPr>
+                <w:noProof/>
+                <w:webHidden/>
+              </w:rPr>
+            </w:r>
+            <w:r>
+              <w:rPr>
+                <w:noProof/>
+                <w:webHidden/>
+              </w:rPr>
+              <w:fldChar w:fldCharType="separate"/>
+            </w:r>
+            <w:r>
+              <w:rPr>
+                <w:noProof/>
+                <w:webHidden/>
+              </w:rPr>
+              <w:t>4</w:t>
+            </w:r>
+            <w:r>
+              <w:rPr>
+                <w:noProof/>
+                <w:webHidden/>
+              </w:rPr>
+              <w:fldChar w:fldCharType="end"/>
+            </w:r>
+          </w:hyperlink>
+        </w:p>
+        <w:p>
+          <w:pPr>
+            <w:pStyle w:val="TOC2"/>
+            <w:tabs>
+              <w:tab w:val="right" w:leader="dot" w:pos="9350"/>
+            </w:tabs>
+            <w:rPr>
+              <w:rFonts w:asciiTheme="minorHAnsi" w:hAnsiTheme="minorHAnsi"/>
+              <w:noProof/>
+              <w:lang w:val="en-IN" w:eastAsia="en-IN"/>
+            </w:rPr>
+          </w:pPr>
+          <w:hyperlink w:anchor="_Toc240408096" w:history="1">
+            <w:r>
+              <w:rPr>
+                <w:rStyle w:val="Hyperlink"/>
+                <w:noProof/>
+              </w:rPr>
+              <w:t>1.4 Research Questions</w:t>
+            </w:r>
+            <w:r>
+              <w:rPr>
+                <w:noProof/>
+                <w:webHidden/>
+              </w:rPr>
+              <w:tab/>
+            </w:r>
+            <w:r>
+              <w:rPr>
+                <w:noProof/>
+                <w:webHidden/>
+              </w:rPr>
+              <w:fldChar w:fldCharType="begin"/>
+            </w:r>
+            <w:r>
+              <w:rPr>
+                <w:noProof/>
+                <w:webHidden/>
+              </w:rPr>
+              <w:instrText xml:space="preserve"> PAGEREF _Toc240408096 \h </w:instrText>
+            </w:r>
+            <w:r>
+              <w:rPr>
+                <w:noProof/>
+                <w:webHidden/>
+              </w:rPr>
+            </w:r>
+            <w:r>
+              <w:rPr>
+                <w:noProof/>
+                <w:webHidden/>
+              </w:rPr>
+              <w:fldChar w:fldCharType="separate"/>
+            </w:r>
+            <w:r>
+              <w:rPr>
+                <w:noProof/>
+                <w:webHidden/>
+              </w:rPr>
+              <w:t>4</w:t>
+            </w:r>
+            <w:r>
+              <w:rPr>
+                <w:noProof/>
+                <w:webHidden/>
+              </w:rPr>
+              <w:fldChar w:fldCharType="end"/>
+            </w:r>
+          </w:hyperlink>
+        </w:p>
+        <w:p>
+          <w:pPr>
+            <w:pStyle w:val="TOC2"/>
+            <w:tabs>
+              <w:tab w:val="right" w:leader="dot" w:pos="9350"/>
+            </w:tabs>
+            <w:rPr>
+              <w:rFonts w:asciiTheme="minorHAnsi" w:hAnsiTheme="minorHAnsi"/>
+              <w:noProof/>
+              <w:lang w:val="en-IN" w:eastAsia="en-IN"/>
+            </w:rPr>
+          </w:pPr>
+          <w:hyperlink w:anchor="_Toc240408097" w:history="1">
+            <w:r>
+              <w:rPr>
+                <w:rStyle w:val="Hyperlink"/>
+                <w:noProof/>
+              </w:rPr>
+              <w:t>1.5 Contributions and Expected Value</w:t>
+            </w:r>
+            <w:r>
+              <w:rPr>
+                <w:noProof/>
+                <w:webHidden/>
+              </w:rPr>
+              <w:tab/>
+            </w:r>
+            <w:r>
+              <w:rPr>
+                <w:noProof/>
+                <w:webHidden/>
+              </w:rPr>
+              <w:fldChar w:fldCharType="begin"/>
+            </w:r>
+            <w:r>
+              <w:rPr>
+                <w:noProof/>
+                <w:webHidden/>
+              </w:rPr>
+              <w:instrText xml:space="preserve"> PAGEREF _Toc240408097 \h </w:instrText>
+            </w:r>
+            <w:r>
+              <w:rPr>
+                <w:noProof/>
+                <w:webHidden/>
+              </w:rPr>
+            </w:r>
+            <w:r>
+              <w:rPr>
+                <w:noProof/>
+                <w:webHidden/>
+              </w:rPr>
+              <w:fldChar w:fldCharType="separate"/>
+            </w:r>
+            <w:r>
+              <w:rPr>
+                <w:noProof/>
+                <w:webHidden/>
+              </w:rPr>
+              <w:t>4</w:t>
+            </w:r>
+            <w:r>
+              <w:rPr>
+                <w:noProof/>
+                <w:webHidden/>
+              </w:rPr>
+              <w:fldChar w:fldCharType="end"/>
+            </w:r>
+          </w:hyperlink>
+        </w:p>
+        <w:p>
+          <w:pPr>
+            <w:pStyle w:val="TOC1"/>
+            <w:tabs>
+              <w:tab w:val="right" w:leader="dot" w:pos="9350"/>
+            </w:tabs>
+            <w:rPr>
+              <w:rFonts w:asciiTheme="minorHAnsi" w:hAnsiTheme="minorHAnsi"/>
+              <w:noProof/>
+              <w:lang w:val="en-IN" w:eastAsia="en-IN"/>
+            </w:rPr>
+          </w:pPr>
+          <w:hyperlink w:anchor="_Toc240408098" w:history="1">
+            <w:r>
+              <w:rPr>
+                <w:rStyle w:val="Hyperlink"/>
+                <w:noProof/>
+              </w:rPr>
+              <w:t>2. Literature Review</w:t>
+            </w:r>
+            <w:r>
+              <w:rPr>
+                <w:noProof/>
+                <w:webHidden/>
+              </w:rPr>
+              <w:tab/>
+            </w:r>
+            <w:r>
+              <w:rPr>
+                <w:noProof/>
+                <w:webHidden/>
+              </w:rPr>
+              <w:fldChar w:fldCharType="begin"/>
+            </w:r>
+            <w:r>
+              <w:rPr>
+                <w:noProof/>
+                <w:webHidden/>
+              </w:rPr>
+              <w:instrText xml:space="preserve"> PAGEREF _Toc240408098 \h </w:instrText>
+            </w:r>
+            <w:r>
+              <w:rPr>
+                <w:noProof/>
+                <w:webHidden/>
+              </w:rPr>
+            </w:r>
+            <w:r>
+              <w:rPr>
+                <w:noProof/>
+                <w:webHidden/>
+              </w:rPr>
+              <w:fldChar w:fldCharType="separate"/>
+            </w:r>
+            <w:r>
+              <w:rPr>
+                <w:noProof/>
+                <w:webHidden/>
+              </w:rPr>
+              <w:t>5</w:t>
+            </w:r>
+            <w:r>
+              <w:rPr>
+                <w:noProof/>
+                <w:webHidden/>
+              </w:rPr>
+              <w:fldChar w:fldCharType="end"/>
+            </w:r>
+          </w:hyperlink>
+        </w:p>
+        <w:p>
+          <w:pPr>
+            <w:pStyle w:val="TOC2"/>
+            <w:tabs>
+              <w:tab w:val="right" w:leader="dot" w:pos="9350"/>
+            </w:tabs>
+            <w:rPr>
+              <w:rFonts w:asciiTheme="minorHAnsi" w:hAnsiTheme="minorHAnsi"/>
+              <w:noProof/>
+              <w:lang w:val="en-IN" w:eastAsia="en-IN"/>
+            </w:rPr>
+          </w:pPr>
+          <w:hyperlink w:anchor="_Toc240408099" w:history="1">
+            <w:r>
+              <w:rPr>
+                <w:rStyle w:val="Hyperlink"/>
+                <w:noProof/>
+              </w:rPr>
+              <w:t>2.1 Literature Review Approach</w:t>
+            </w:r>
+            <w:r>
+              <w:rPr>
+                <w:noProof/>
+                <w:webHidden/>
+              </w:rPr>
+              <w:tab/>
+            </w:r>
+            <w:r>
+              <w:rPr>
+                <w:noProof/>
+                <w:webHidden/>
+              </w:rPr>
+              <w:fldChar w:fldCharType="begin"/>
+            </w:r>
+            <w:r>
+              <w:rPr>
+                <w:noProof/>
+                <w:webHidden/>
+              </w:rPr>
+              <w:instrText xml:space="preserve"> PAGEREF _Toc240408099 \h </w:instrText>
+            </w:r>
+            <w:r>
+              <w:rPr>
+                <w:noProof/>
+                <w:webHidden/>
+              </w:rPr>
+            </w:r>
+            <w:r>
+              <w:rPr>
+                <w:noProof/>
+                <w:webHidden/>
+              </w:rPr>
+              <w:fldChar w:fldCharType="separate"/>
+            </w:r>
+            <w:r>
+              <w:rPr>
+                <w:noProof/>
+                <w:webHidden/>
+              </w:rPr>
+              <w:t>5</w:t>
+            </w:r>
+            <w:r>
+              <w:rPr>
+                <w:noProof/>
+                <w:webHidden/>
+              </w:rPr>
+              <w:fldChar w:fldCharType="end"/>
+            </w:r>
+          </w:hyperlink>
+        </w:p>
+        <w:p>
+          <w:pPr>
+            <w:pStyle w:val="TOC2"/>
+            <w:tabs>
+              <w:tab w:val="right" w:leader="dot" w:pos="9350"/>
+            </w:tabs>
+            <w:rPr>
+              <w:rFonts w:asciiTheme="minorHAnsi" w:hAnsiTheme="minorHAnsi"/>
+              <w:noProof/>
+              <w:lang w:val="en-IN" w:eastAsia="en-IN"/>
+            </w:rPr>
+          </w:pPr>
+          <w:hyperlink w:anchor="_Toc240408100" w:history="1">
+            <w:r>
+              <w:rPr>
+                <w:rStyle w:val="Hyperlink"/>
+                <w:noProof/>
+              </w:rPr>
+              <w:t>2.2 Summary of Key Literature</w:t>
+            </w:r>
+            <w:r>
+              <w:rPr>
+                <w:noProof/>
+                <w:webHidden/>
+              </w:rPr>
+              <w:tab/>
+            </w:r>
+            <w:r>
+              <w:rPr>
+                <w:noProof/>
+                <w:webHidden/>
+              </w:rPr>
+              <w:fldChar w:fldCharType="begin"/>
+            </w:r>
+            <w:r>
+              <w:rPr>
+                <w:noProof/>
+                <w:webHidden/>
+              </w:rPr>
+              <w:instrText xml:space="preserve"> PAGEREF _Toc240408100 \h </w:instrText>
+            </w:r>
+            <w:r>
+              <w:rPr>
+                <w:noProof/>
+                <w:webHidden/>
+              </w:rPr>
+            </w:r>
+            <w:r>
+              <w:rPr>
+                <w:noProof/>
+                <w:webHidden/>
+              </w:rPr>
+              <w:fldChar w:fldCharType="separate"/>
+            </w:r>
+            <w:r>
+              <w:rPr>
+                <w:noProof/>
+                <w:webHidden/>
+              </w:rPr>
+              <w:t>5</w:t>
+            </w:r>
+            <w:r>
+              <w:rPr>
+                <w:noProof/>
+                <w:webHidden/>
+              </w:rPr>
+              <w:fldChar w:fldCharType="end"/>
+            </w:r>
+          </w:hyperlink>
+        </w:p>
+        <w:p>
+          <w:pPr>
+            <w:pStyle w:val="TOC2"/>
+            <w:tabs>
+              <w:tab w:val="right" w:leader="dot" w:pos="9350"/>
+            </w:tabs>
+            <w:rPr>
+              <w:rFonts w:asciiTheme="minorHAnsi" w:hAnsiTheme="minorHAnsi"/>
+              <w:noProof/>
+              <w:lang w:val="en-IN" w:eastAsia="en-IN"/>
+            </w:rPr>
+          </w:pPr>
+          <w:hyperlink w:anchor="_Toc240408101" w:history="1">
+            <w:r>
+              <w:rPr>
+                <w:rStyle w:val="Hyperlink"/>
+                <w:noProof/>
+              </w:rPr>
+              <w:t>2.3 Thematic Synthesis</w:t>
+            </w:r>
+            <w:r>
+              <w:rPr>
+                <w:noProof/>
+                <w:webHidden/>
+              </w:rPr>
+              <w:tab/>
+            </w:r>
+            <w:r>
+              <w:rPr>
+                <w:noProof/>
+                <w:webHidden/>
+              </w:rPr>
+              <w:fldChar w:fldCharType="begin"/>
+            </w:r>
+            <w:r>
+              <w:rPr>
+                <w:noProof/>
+                <w:webHidden/>
+              </w:rPr>
+              <w:instrText xml:space="preserve"> PAGEREF _Toc240408101 \h </w:instrText>
+            </w:r>
+            <w:r>
+              <w:rPr>
+                <w:noProof/>
+                <w:webHidden/>
+              </w:rPr>
+            </w:r>
+            <w:r>
+              <w:rPr>
+                <w:noProof/>
+                <w:webHidden/>
+              </w:rPr>
+              <w:fldChar w:fldCharType="separate"/>
+            </w:r>
+            <w:r>
+              <w:rPr>
+                <w:noProof/>
+                <w:webHidden/>
+              </w:rPr>
+              <w:t>7</w:t>
+            </w:r>
+            <w:r>
+              <w:rPr>
+                <w:noProof/>
+                <w:webHidden/>
+              </w:rPr>
+              <w:fldChar w:fldCharType="end"/>
+            </w:r>
+          </w:hyperlink>
+        </w:p>
+        <w:p>
+          <w:pPr>
+            <w:pStyle w:val="TOC1"/>
+            <w:tabs>
+              <w:tab w:val="right" w:leader="dot" w:pos="9350"/>
+            </w:tabs>
+            <w:rPr>
+              <w:rFonts w:asciiTheme="minorHAnsi" w:hAnsiTheme="minorHAnsi"/>
+              <w:noProof/>
+              <w:lang w:val="en-IN" w:eastAsia="en-IN"/>
+            </w:rPr>
+          </w:pPr>
+          <w:hyperlink w:anchor="_Toc240408102" w:history="1">
+            <w:r>
+              <w:rPr>
+                <w:rStyle w:val="Hyperlink"/>
+                <w:noProof/>
+              </w:rPr>
+              <w:t>3. Materials and Method</w:t>
+            </w:r>
+            <w:r>
+              <w:rPr>
+                <w:noProof/>
+                <w:webHidden/>
+              </w:rPr>
+              <w:tab/>
+            </w:r>
+            <w:r>
+              <w:rPr>
+                <w:noProof/>
+                <w:webHidden/>
+              </w:rPr>
+              <w:fldChar w:fldCharType="begin"/>
+            </w:r>
+            <w:r>
+              <w:rPr>
+                <w:noProof/>
+                <w:webHidden/>
+              </w:rPr>
+              <w:instrText xml:space="preserve"> PAGEREF _Toc240408102 \h </w:instrText>
+            </w:r>
+            <w:r>
+              <w:rPr>
+                <w:noProof/>
+                <w:webHidden/>
+              </w:rPr>
+            </w:r>
+            <w:r>
+              <w:rPr>
+                <w:noProof/>
+                <w:webHidden/>
+              </w:rPr>
+              <w:fldChar w:fldCharType="separate"/>
+            </w:r>
+            <w:r>
+              <w:rPr>
+                <w:noProof/>
+                <w:webHidden/>
+              </w:rPr>
+              <w:t>7</w:t>
+            </w:r>
+            <w:r>
+              <w:rPr>
+                <w:noProof/>
+                <w:webHidden/>
+              </w:rPr>
+              <w:fldChar w:fldCharType="end"/>
+            </w:r>
+          </w:hyperlink>
+        </w:p>
+        <w:p>
+          <w:pPr>
+            <w:pStyle w:val="TOC2"/>
+            <w:tabs>
+              <w:tab w:val="right" w:leader="dot" w:pos="9350"/>
+            </w:tabs>
+            <w:rPr>
+              <w:rFonts w:asciiTheme="minorHAnsi" w:hAnsiTheme="minorHAnsi"/>
+              <w:noProof/>
+              <w:lang w:val="en-IN" w:eastAsia="en-IN"/>
+            </w:rPr>
+          </w:pPr>
+          <w:hyperlink w:anchor="_Toc240408103" w:history="1">
+            <w:r>
+              <w:rPr>
+                <w:rStyle w:val="Hyperlink"/>
+                <w:noProof/>
+              </w:rPr>
+              <w:t>3.1 Data Source and Unit of Analysis</w:t>
+            </w:r>
+            <w:r>
+              <w:rPr>
+                <w:noProof/>
+                <w:webHidden/>
+              </w:rPr>
+              <w:tab/>
+            </w:r>
+            <w:r>
+              <w:rPr>
+                <w:noProof/>
+                <w:webHidden/>
+              </w:rPr>
+              <w:fldChar w:fldCharType="begin"/>
+            </w:r>
+            <w:r>
+              <w:rPr>
+                <w:noProof/>
+                <w:webHidden/>
+              </w:rPr>
+              <w:instrText xml:space="preserve"> PAGEREF _Toc240408103 \h </w:instrText>
+            </w:r>
+            <w:r>
+              <w:rPr>
+                <w:noProof/>
+                <w:webHidden/>
+              </w:rPr>
+            </w:r>
+            <w:r>
+              <w:rPr>
+                <w:noProof/>
+                <w:webHidden/>
+              </w:rPr>
+              <w:fldChar w:fldCharType="separate"/>
+            </w:r>
+            <w:r>
+              <w:rPr>
+                <w:noProof/>
+                <w:webHidden/>
+              </w:rPr>
+              <w:t>7</w:t>
+            </w:r>
+            <w:r>
+              <w:rPr>
+                <w:noProof/>
+                <w:webHidden/>
+              </w:rPr>
+              <w:fldChar w:fldCharType="end"/>
+            </w:r>
+          </w:hyperlink>
+        </w:p>
+        <w:p>
+          <w:pPr>
+            <w:pStyle w:val="TOC2"/>
+            <w:tabs>
+              <w:tab w:val="right" w:leader="dot" w:pos="9350"/>
+            </w:tabs>
+            <w:rPr>
+              <w:rFonts w:asciiTheme="minorHAnsi" w:hAnsiTheme="minorHAnsi"/>
+              <w:noProof/>
+              <w:lang w:val="en-IN" w:eastAsia="en-IN"/>
+            </w:rPr>
+          </w:pPr>
+          <w:hyperlink w:anchor="_Toc240408104" w:history="1">
+            <w:r>
+              <w:rPr>
+                <w:rStyle w:val="Hyperlink"/>
+                <w:noProof/>
+              </w:rPr>
+              <w:t>3.2 Data Cleaning and Preprocessing</w:t>
+            </w:r>
+            <w:r>
+              <w:rPr>
+                <w:noProof/>
+                <w:webHidden/>
+              </w:rPr>
+              <w:tab/>
+            </w:r>
+            <w:r>
+              <w:rPr>
+                <w:noProof/>
+                <w:webHidden/>
+              </w:rPr>
+              <w:fldChar w:fldCharType="begin"/>
+            </w:r>
+            <w:r>
+              <w:rPr>
+                <w:noProof/>
+                <w:webHidden/>
+              </w:rPr>
+              <w:instrText xml:space="preserve"> PAGEREF _Toc240408104 \h </w:instrText>
+            </w:r>
+            <w:r>
+              <w:rPr>
+                <w:noProof/>
+                <w:webHidden/>
+              </w:rPr>
+            </w:r>
+            <w:r>
+              <w:rPr>
+                <w:noProof/>
+                <w:webHidden/>
+              </w:rPr>
+              <w:fldChar w:fldCharType="separate"/>
+            </w:r>
+            <w:r>
+              <w:rPr>
+                <w:noProof/>
+                <w:webHidden/>
+              </w:rPr>
+              <w:t>8</w:t>
+            </w:r>
+            <w:r>
+              <w:rPr>
+                <w:noProof/>
+                <w:webHidden/>
+              </w:rPr>
+              <w:fldChar w:fldCharType="end"/>
+            </w:r>
+          </w:hyperlink>
+        </w:p>
+        <w:p>
+          <w:pPr>
+            <w:pStyle w:val="TOC2"/>
+            <w:tabs>
+              <w:tab w:val="right" w:leader="dot" w:pos="9350"/>
+            </w:tabs>
+            <w:rPr>
+              <w:rFonts w:asciiTheme="minorHAnsi" w:hAnsiTheme="minorHAnsi"/>
+              <w:noProof/>
+              <w:lang w:val="en-IN" w:eastAsia="en-IN"/>
+            </w:rPr>
+          </w:pPr>
+          <w:hyperlink w:anchor="_Toc240408105" w:history="1">
+            <w:r>
+              <w:rPr>
+                <w:rStyle w:val="Hyperlink"/>
+                <w:noProof/>
+              </w:rPr>
+              <w:t>3.3 Exploratory Data Analysis</w:t>
+            </w:r>
+            <w:r>
+              <w:rPr>
+                <w:noProof/>
+                <w:webHidden/>
+              </w:rPr>
+              <w:tab/>
+            </w:r>
+            <w:r>
+              <w:rPr>
+                <w:noProof/>
+                <w:webHidden/>
+              </w:rPr>
+              <w:fldChar w:fldCharType="begin"/>
+            </w:r>
+            <w:r>
+              <w:rPr>
+                <w:noProof/>
+                <w:webHidden/>
+              </w:rPr>
+              <w:instrText xml:space="preserve"> PAGEREF _Toc240408105 \h </w:instrText>
+            </w:r>
+            <w:r>
+              <w:rPr>
+                <w:noProof/>
+                <w:webHidden/>
+              </w:rPr>
+            </w:r>
+            <w:r>
+              <w:rPr>
+                <w:noProof/>
+                <w:webHidden/>
+              </w:rPr>
+              <w:fldChar w:fldCharType="separate"/>
+            </w:r>
+            <w:r>
+              <w:rPr>
+                <w:noProof/>
+                <w:webHidden/>
+              </w:rPr>
+              <w:t>8</w:t>
+            </w:r>
+            <w:r>
+              <w:rPr>
+                <w:noProof/>
+                <w:webHidden/>
+              </w:rPr>
+              <w:fldChar w:fldCharType="end"/>
+            </w:r>
+          </w:hyperlink>
+        </w:p>
+        <w:p>
+          <w:pPr>
+            <w:pStyle w:val="TOC2"/>
+            <w:tabs>
+              <w:tab w:val="right" w:leader="dot" w:pos="9350"/>
+            </w:tabs>
+            <w:rPr>
+              <w:rFonts w:asciiTheme="minorHAnsi" w:hAnsiTheme="minorHAnsi"/>
+              <w:noProof/>
+              <w:lang w:val="en-IN" w:eastAsia="en-IN"/>
+            </w:rPr>
+          </w:pPr>
+          <w:hyperlink w:anchor="_Toc240408106" w:history="1">
+            <w:r>
+              <w:rPr>
+                <w:rStyle w:val="Hyperlink"/>
+                <w:noProof/>
+              </w:rPr>
+              <w:t>3.4 Feature Selection and Leakage Considerations</w:t>
+            </w:r>
+            <w:r>
+              <w:rPr>
+                <w:noProof/>
+                <w:webHidden/>
+              </w:rPr>
+              <w:tab/>
+            </w:r>
+            <w:r>
+              <w:rPr>
+                <w:noProof/>
+                <w:webHidden/>
+              </w:rPr>
+              <w:fldChar w:fldCharType="begin"/>
+            </w:r>
+            <w:r>
+              <w:rPr>
+                <w:noProof/>
+                <w:webHidden/>
+              </w:rPr>
+              <w:instrText xml:space="preserve"> PAGEREF _Toc240408106 \h </w:instrText>
+            </w:r>
+            <w:r>
+              <w:rPr>
+                <w:noProof/>
+                <w:webHidden/>
+              </w:rPr>
+            </w:r>
+            <w:r>
+              <w:rPr>
+                <w:noProof/>
+                <w:webHidden/>
+              </w:rPr>
+              <w:fldChar w:fldCharType="separate"/>
+            </w:r>
+            <w:r>
+              <w:rPr>
+                <w:noProof/>
+                <w:webHidden/>
+              </w:rPr>
+              <w:t>8</w:t>
+            </w:r>
+            <w:r>
+              <w:rPr>
+                <w:noProof/>
+                <w:webHidden/>
+              </w:rPr>
+              <w:fldChar w:fldCharType="end"/>
+            </w:r>
+          </w:hyperlink>
+        </w:p>
+        <w:p>
+          <w:pPr>
+            <w:pStyle w:val="TOC2"/>
+            <w:tabs>
+              <w:tab w:val="right" w:leader="dot" w:pos="9350"/>
+            </w:tabs>
+            <w:rPr>
+              <w:rFonts w:asciiTheme="minorHAnsi" w:hAnsiTheme="minorHAnsi"/>
+              <w:noProof/>
+              <w:lang w:val="en-IN" w:eastAsia="en-IN"/>
+            </w:rPr>
+          </w:pPr>
+          <w:hyperlink w:anchor="_Toc240408107" w:history="1">
+            <w:r>
+              <w:rPr>
+                <w:rStyle w:val="Hyperlink"/>
+                <w:noProof/>
+              </w:rPr>
+              <w:t>3.5 Data Splitting and Model Development</w:t>
+            </w:r>
+            <w:r>
+              <w:rPr>
+                <w:noProof/>
+                <w:webHidden/>
+              </w:rPr>
+              <w:tab/>
+            </w:r>
+            <w:r>
+              <w:rPr>
+                <w:noProof/>
+                <w:webHidden/>
+              </w:rPr>
+              <w:fldChar w:fldCharType="begin"/>
+            </w:r>
+            <w:r>
+              <w:rPr>
+                <w:noProof/>
+                <w:webHidden/>
+              </w:rPr>
+              <w:instrText xml:space="preserve"> PAGEREF _Toc240408107 \h </w:instrText>
+            </w:r>
+            <w:r>
+              <w:rPr>
+                <w:noProof/>
+                <w:webHidden/>
+              </w:rPr>
+            </w:r>
+            <w:r>
+              <w:rPr>
+                <w:noProof/>
+                <w:webHidden/>
+              </w:rPr>
+              <w:fldChar w:fldCharType="separate"/>
+            </w:r>
+            <w:r>
+              <w:rPr>
+                <w:noProof/>
+                <w:webHidden/>
+              </w:rPr>
+              <w:t>8</w:t>
+            </w:r>
+            <w:r>
+              <w:rPr>
+                <w:noProof/>
+                <w:webHidden/>
+              </w:rPr>
+              <w:fldChar w:fldCharType="end"/>
+            </w:r>
+          </w:hyperlink>
+        </w:p>
+        <w:p>
+          <w:pPr>
+            <w:pStyle w:val="TOC2"/>
+            <w:tabs>
+              <w:tab w:val="right" w:leader="dot" w:pos="9350"/>
+            </w:tabs>
+            <w:rPr>
+              <w:rFonts w:asciiTheme="minorHAnsi" w:hAnsiTheme="minorHAnsi"/>
+              <w:noProof/>
+              <w:lang w:val="en-IN" w:eastAsia="en-IN"/>
+            </w:rPr>
+          </w:pPr>
+          <w:hyperlink w:anchor="_Toc240408108" w:history="1">
+            <w:r>
+              <w:rPr>
+                <w:rStyle w:val="Hyperlink"/>
+                <w:noProof/>
+              </w:rPr>
+              <w:t>3.6 Evaluation Metrics</w:t>
+            </w:r>
+            <w:r>
+              <w:rPr>
+                <w:noProof/>
+                <w:webHidden/>
+              </w:rPr>
+              <w:tab/>
+            </w:r>
+            <w:r>
+              <w:rPr>
+                <w:noProof/>
+                <w:webHidden/>
+              </w:rPr>
+              <w:fldChar w:fldCharType="begin"/>
+            </w:r>
+            <w:r>
+              <w:rPr>
+                <w:noProof/>
+                <w:webHidden/>
+              </w:rPr>
+              <w:instrText xml:space="preserve"> PAGEREF _Toc240408108 \h </w:instrText>
+            </w:r>
+            <w:r>
+              <w:rPr>
+                <w:noProof/>
+                <w:webHidden/>
+              </w:rPr>
+            </w:r>
+            <w:r>
+              <w:rPr>
+                <w:noProof/>
+                <w:webHidden/>
+              </w:rPr>
+              <w:fldChar w:fldCharType="separate"/>
+            </w:r>
+            <w:r>
+              <w:rPr>
+                <w:noProof/>
+                <w:webHidden/>
+              </w:rPr>
+              <w:t>8</w:t>
+            </w:r>
+            <w:r>
+              <w:rPr>
+                <w:noProof/>
+                <w:webHidden/>
+              </w:rPr>
+              <w:fldChar w:fldCharType="end"/>
+            </w:r>
+          </w:hyperlink>
+        </w:p>
+        <w:p>
+          <w:pPr>
+            <w:pStyle w:val="TOC2"/>
+            <w:tabs>
+              <w:tab w:val="right" w:leader="dot" w:pos="9350"/>
+            </w:tabs>
+            <w:rPr>
+              <w:rFonts w:asciiTheme="minorHAnsi" w:hAnsiTheme="minorHAnsi"/>
+              <w:noProof/>
+              <w:lang w:val="en-IN" w:eastAsia="en-IN"/>
+            </w:rPr>
+          </w:pPr>
+          <w:hyperlink w:anchor="_Toc240408109" w:history="1">
+            <w:r>
+              <w:rPr>
+                <w:rStyle w:val="Hyperlink"/>
+                <w:noProof/>
+              </w:rPr>
+              <w:t>3.7 Hypotheses</w:t>
+            </w:r>
+            <w:r>
+              <w:rPr>
+                <w:noProof/>
+                <w:webHidden/>
+              </w:rPr>
+              <w:tab/>
+            </w:r>
+            <w:r>
+              <w:rPr>
+                <w:noProof/>
+                <w:webHidden/>
+              </w:rPr>
+              <w:fldChar w:fldCharType="begin"/>
+            </w:r>
+            <w:r>
+              <w:rPr>
+                <w:noProof/>
+                <w:webHidden/>
+              </w:rPr>
+              <w:instrText xml:space="preserve"> PAGEREF _Toc240408109 \h </w:instrText>
+            </w:r>
+            <w:r>
+              <w:rPr>
+                <w:noProof/>
+                <w:webHidden/>
+              </w:rPr>
+            </w:r>
+            <w:r>
+              <w:rPr>
+                <w:noProof/>
+                <w:webHidden/>
+              </w:rPr>
+              <w:fldChar w:fldCharType="separate"/>
+            </w:r>
+            <w:r>
+              <w:rPr>
+                <w:noProof/>
+                <w:webHidden/>
+              </w:rPr>
+              <w:t>9</w:t>
+            </w:r>
+            <w:r>
+              <w:rPr>
+                <w:noProof/>
+                <w:webHidden/>
+              </w:rPr>
+              <w:fldChar w:fldCharType="end"/>
+            </w:r>
+          </w:hyperlink>
+        </w:p>
+        <w:p>
+          <w:pPr>
+            <w:pStyle w:val="TOC2"/>
+            <w:tabs>
+              <w:tab w:val="right" w:leader="dot" w:pos="9350"/>
+            </w:tabs>
+            <w:rPr>
+              <w:rFonts w:asciiTheme="minorHAnsi" w:hAnsiTheme="minorHAnsi"/>
+              <w:noProof/>
+              <w:lang w:val="en-IN" w:eastAsia="en-IN"/>
+            </w:rPr>
+          </w:pPr>
+          <w:hyperlink w:anchor="_Toc240408110" w:history="1">
+            <w:r>
+              <w:rPr>
+                <w:rStyle w:val="Hyperlink"/>
+                <w:noProof/>
+              </w:rPr>
+              <w:t>3.8 Architecture Diagram / Workflow</w:t>
+            </w:r>
+            <w:r>
+              <w:rPr>
+                <w:noProof/>
+                <w:webHidden/>
+              </w:rPr>
+              <w:tab/>
+            </w:r>
+            <w:r>
+              <w:rPr>
+                <w:noProof/>
+                <w:webHidden/>
+              </w:rPr>
+              <w:fldChar w:fldCharType="begin"/>
+            </w:r>
+            <w:r>
+              <w:rPr>
+                <w:noProof/>
+                <w:webHidden/>
+              </w:rPr>
+              <w:instrText xml:space="preserve"> PAGEREF _Toc240408110 \h </w:instrText>
+            </w:r>
+            <w:r>
+              <w:rPr>
+                <w:noProof/>
+                <w:webHidden/>
+              </w:rPr>
+            </w:r>
+            <w:r>
+              <w:rPr>
+                <w:noProof/>
+                <w:webHidden/>
+              </w:rPr>
+              <w:fldChar w:fldCharType="separate"/>
+            </w:r>
+            <w:r>
+              <w:rPr>
+                <w:noProof/>
+                <w:webHidden/>
+              </w:rPr>
+              <w:t>9</w:t>
+            </w:r>
+            <w:r>
+              <w:rPr>
+                <w:noProof/>
+                <w:webHidden/>
+              </w:rPr>
+              <w:fldChar w:fldCharType="end"/>
+            </w:r>
+          </w:hyperlink>
+        </w:p>
+        <w:p>
+          <w:pPr>
+            <w:pStyle w:val="TOC1"/>
+            <w:tabs>
+              <w:tab w:val="right" w:leader="dot" w:pos="9350"/>
+            </w:tabs>
+            <w:rPr>
+              <w:rFonts w:asciiTheme="minorHAnsi" w:hAnsiTheme="minorHAnsi"/>
+              <w:noProof/>
+              <w:lang w:val="en-IN" w:eastAsia="en-IN"/>
+            </w:rPr>
+          </w:pPr>
+          <w:hyperlink w:anchor="_Toc240408111" w:history="1">
+            <w:r>
+              <w:rPr>
+                <w:rStyle w:val="Hyperlink"/>
+                <w:noProof/>
+              </w:rPr>
+              <w:t>4. Results</w:t>
+            </w:r>
+            <w:r>
+              <w:rPr>
+                <w:noProof/>
+                <w:webHidden/>
+              </w:rPr>
+              <w:tab/>
+            </w:r>
+            <w:r>
+              <w:rPr>
+                <w:noProof/>
+                <w:webHidden/>
+              </w:rPr>
+              <w:fldChar w:fldCharType="begin"/>
+            </w:r>
+            <w:r>
+              <w:rPr>
+                <w:noProof/>
+                <w:webHidden/>
+              </w:rPr>
+              <w:instrText xml:space="preserve"> PAGEREF _Toc240408111 \h </w:instrText>
+            </w:r>
+            <w:r>
+              <w:rPr>
+                <w:noProof/>
+                <w:webHidden/>
+              </w:rPr>
+            </w:r>
+            <w:r>
+              <w:rPr>
+                <w:noProof/>
+                <w:webHidden/>
+              </w:rPr>
+              <w:fldChar w:fldCharType="separate"/>
+            </w:r>
+            <w:r>
+              <w:rPr>
+                <w:noProof/>
+                <w:webHidden/>
+              </w:rPr>
+              <w:t>9</w:t>
+            </w:r>
+            <w:r>
+              <w:rPr>
+                <w:noProof/>
+                <w:webHidden/>
+              </w:rPr>
+              <w:fldChar w:fldCharType="end"/>
+            </w:r>
+          </w:hyperlink>
+        </w:p>
+        <w:p>
+          <w:pPr>
+            <w:pStyle w:val="TOC2"/>
+            <w:tabs>
+              <w:tab w:val="right" w:leader="dot" w:pos="9350"/>
+            </w:tabs>
+            <w:rPr>
+              <w:rFonts w:asciiTheme="minorHAnsi" w:hAnsiTheme="minorHAnsi"/>
+              <w:noProof/>
+              <w:lang w:val="en-IN" w:eastAsia="en-IN"/>
+            </w:rPr>
+          </w:pPr>
+          <w:hyperlink w:anchor="_Toc240408112" w:history="1">
+            <w:r>
+              <w:rPr>
+                <w:rStyle w:val="Hyperlink"/>
+                <w:noProof/>
+              </w:rPr>
+              <w:t>4.1 Model Performance</w:t>
+            </w:r>
+            <w:r>
+              <w:rPr>
+                <w:noProof/>
+                <w:webHidden/>
+              </w:rPr>
+              <w:tab/>
+            </w:r>
+            <w:r>
+              <w:rPr>
+                <w:noProof/>
+                <w:webHidden/>
+              </w:rPr>
+              <w:fldChar w:fldCharType="begin"/>
+            </w:r>
+            <w:r>
+              <w:rPr>
+                <w:noProof/>
+                <w:webHidden/>
+              </w:rPr>
+              <w:instrText xml:space="preserve"> PAGEREF _Toc240408112 \h </w:instrText>
+            </w:r>
+            <w:r>
+              <w:rPr>
+                <w:noProof/>
+                <w:webHidden/>
+              </w:rPr>
+            </w:r>
+            <w:r>
+              <w:rPr>
+                <w:noProof/>
+                <w:webHidden/>
+              </w:rPr>
+              <w:fldChar w:fldCharType="separate"/>
+            </w:r>
+            <w:r>
+              <w:rPr>
+                <w:noProof/>
+                <w:webHidden/>
+              </w:rPr>
+              <w:t>9</w:t>
+            </w:r>
+            <w:r>
+              <w:rPr>
+                <w:noProof/>
+                <w:webHidden/>
+              </w:rPr>
+              <w:fldChar w:fldCharType="end"/>
+            </w:r>
+          </w:hyperlink>
+        </w:p>
+        <w:p>
+          <w:pPr>
+            <w:pStyle w:val="TOC2"/>
+            <w:tabs>
+              <w:tab w:val="right" w:leader="dot" w:pos="9350"/>
+            </w:tabs>
+            <w:rPr>
+              <w:rFonts w:asciiTheme="minorHAnsi" w:hAnsiTheme="minorHAnsi"/>
+              <w:noProof/>
+              <w:lang w:val="en-IN" w:eastAsia="en-IN"/>
+            </w:rPr>
+          </w:pPr>
+          <w:hyperlink w:anchor="_Toc240408113" w:history="1">
+            <w:r>
+              <w:rPr>
+                <w:rStyle w:val="Hyperlink"/>
+                <w:noProof/>
+              </w:rPr>
+              <w:t>4.2 Cross-Validation Results</w:t>
+            </w:r>
+            <w:r>
+              <w:rPr>
+                <w:noProof/>
+                <w:webHidden/>
+              </w:rPr>
+              <w:tab/>
+            </w:r>
+            <w:r>
+              <w:rPr>
+                <w:noProof/>
+                <w:webHidden/>
+              </w:rPr>
+              <w:fldChar w:fldCharType="begin"/>
+            </w:r>
+            <w:r>
+              <w:rPr>
+                <w:noProof/>
+                <w:webHidden/>
+              </w:rPr>
+              <w:instrText xml:space="preserve"> PAGEREF _Toc240408113 \h </w:instrText>
+            </w:r>
+            <w:r>
+              <w:rPr>
+                <w:noProof/>
+                <w:webHidden/>
+              </w:rPr>
+            </w:r>
+            <w:r>
+              <w:rPr>
+                <w:noProof/>
+                <w:webHidden/>
+              </w:rPr>
+              <w:fldChar w:fldCharType="separate"/>
+            </w:r>
+            <w:r>
+              <w:rPr>
+                <w:noProof/>
+                <w:webHidden/>
+              </w:rPr>
+              <w:t>11</w:t>
+            </w:r>
+            <w:r>
+              <w:rPr>
+                <w:noProof/>
+                <w:webHidden/>
+              </w:rPr>
+              <w:fldChar w:fldCharType="end"/>
+            </w:r>
+          </w:hyperlink>
+        </w:p>
+        <w:p>
+          <w:pPr>
+            <w:pStyle w:val="TOC2"/>
+            <w:tabs>
+              <w:tab w:val="right" w:leader="dot" w:pos="9350"/>
+            </w:tabs>
+            <w:rPr>
+              <w:rFonts w:asciiTheme="minorHAnsi" w:hAnsiTheme="minorHAnsi"/>
+              <w:noProof/>
+              <w:lang w:val="en-IN" w:eastAsia="en-IN"/>
+            </w:rPr>
+          </w:pPr>
+          <w:hyperlink w:anchor="_Toc240408114" w:history="1">
+            <w:r>
+              <w:rPr>
+                <w:rStyle w:val="Hyperlink"/>
+                <w:noProof/>
+              </w:rPr>
+              <w:t>4.3 Feature Importance and Interpretability</w:t>
+            </w:r>
+            <w:r>
+              <w:rPr>
+                <w:noProof/>
+                <w:webHidden/>
+              </w:rPr>
+              <w:tab/>
+            </w:r>
+            <w:r>
+              <w:rPr>
+                <w:noProof/>
+                <w:webHidden/>
+              </w:rPr>
+              <w:fldChar w:fldCharType="begin"/>
+            </w:r>
+            <w:r>
+              <w:rPr>
+                <w:noProof/>
+                <w:webHidden/>
+              </w:rPr>
+              <w:instrText xml:space="preserve"> PAGEREF _Toc240408114 \h </w:instrText>
+            </w:r>
+            <w:r>
+              <w:rPr>
+                <w:noProof/>
+                <w:webHidden/>
+              </w:rPr>
+            </w:r>
+            <w:r>
+              <w:rPr>
+                <w:noProof/>
+                <w:webHidden/>
+              </w:rPr>
+              <w:fldChar w:fldCharType="separate"/>
+            </w:r>
+            <w:r>
+              <w:rPr>
+                <w:noProof/>
+                <w:webHidden/>
+              </w:rPr>
+              <w:t>11</w:t>
+            </w:r>
+            <w:r>
+              <w:rPr>
+                <w:noProof/>
+                <w:webHidden/>
+              </w:rPr>
+              <w:fldChar w:fldCharType="end"/>
+            </w:r>
+          </w:hyperlink>
+        </w:p>
+        <w:p>
+          <w:pPr>
+            <w:pStyle w:val="TOC2"/>
+            <w:tabs>
+              <w:tab w:val="right" w:leader="dot" w:pos="9350"/>
+            </w:tabs>
+            <w:rPr>
+              <w:rFonts w:asciiTheme="minorHAnsi" w:hAnsiTheme="minorHAnsi"/>
+              <w:noProof/>
+              <w:lang w:val="en-IN" w:eastAsia="en-IN"/>
+            </w:rPr>
+          </w:pPr>
+          <w:hyperlink w:anchor="_Toc240408115" w:history="1">
+            <w:r>
+              <w:rPr>
+                <w:rStyle w:val="Hyperlink"/>
+                <w:noProof/>
+              </w:rPr>
+              <w:t>4.4 Results by Research Question</w:t>
+            </w:r>
+            <w:r>
+              <w:rPr>
+                <w:noProof/>
+                <w:webHidden/>
+              </w:rPr>
+              <w:tab/>
+            </w:r>
+            <w:r>
+              <w:rPr>
+                <w:noProof/>
+                <w:webHidden/>
+              </w:rPr>
+              <w:fldChar w:fldCharType="begin"/>
+            </w:r>
+            <w:r>
+              <w:rPr>
+                <w:noProof/>
+                <w:webHidden/>
+              </w:rPr>
+              <w:instrText xml:space="preserve"> PAGEREF _Toc240408115 \h </w:instrText>
+            </w:r>
+            <w:r>
+              <w:rPr>
+                <w:noProof/>
+                <w:webHidden/>
+              </w:rPr>
+            </w:r>
+            <w:r>
+              <w:rPr>
+                <w:noProof/>
+                <w:webHidden/>
+              </w:rPr>
+              <w:fldChar w:fldCharType="separate"/>
+            </w:r>
+            <w:r>
+              <w:rPr>
+                <w:noProof/>
+                <w:webHidden/>
+              </w:rPr>
+              <w:t>12</w:t>
+            </w:r>
+            <w:r>
+              <w:rPr>
+                <w:noProof/>
+                <w:webHidden/>
+              </w:rPr>
+              <w:fldChar w:fldCharType="end"/>
+            </w:r>
+          </w:hyperlink>
+        </w:p>
+        <w:p>
+          <w:pPr>
+            <w:pStyle w:val="TOC1"/>
+            <w:tabs>
+              <w:tab w:val="right" w:leader="dot" w:pos="9350"/>
+            </w:tabs>
+            <w:rPr>
+              <w:rFonts w:asciiTheme="minorHAnsi" w:hAnsiTheme="minorHAnsi"/>
+              <w:noProof/>
+              <w:lang w:val="en-IN" w:eastAsia="en-IN"/>
+            </w:rPr>
+          </w:pPr>
+          <w:hyperlink w:anchor="_Toc240408116" w:history="1">
+            <w:r>
+              <w:rPr>
+                <w:rStyle w:val="Hyperlink"/>
+                <w:noProof/>
+              </w:rPr>
+              <w:t>5. Practical Significance and Implementation</w:t>
+            </w:r>
+            <w:r>
+              <w:rPr>
+                <w:noProof/>
+                <w:webHidden/>
+              </w:rPr>
+              <w:tab/>
+            </w:r>
+            <w:r>
+              <w:rPr>
+                <w:noProof/>
+                <w:webHidden/>
+              </w:rPr>
+              <w:fldChar w:fldCharType="begin"/>
+            </w:r>
+            <w:r>
+              <w:rPr>
+                <w:noProof/>
+                <w:webHidden/>
+              </w:rPr>
+              <w:instrText xml:space="preserve"> PAGEREF _Toc240408116 \h </w:instrText>
+            </w:r>
+            <w:r>
+              <w:rPr>
+                <w:noProof/>
+                <w:webHidden/>
+              </w:rPr>
+            </w:r>
+            <w:r>
+              <w:rPr>
+                <w:noProof/>
+                <w:webHidden/>
+              </w:rPr>
+              <w:fldChar w:fldCharType="separate"/>
+            </w:r>
+            <w:r>
+              <w:rPr>
+                <w:noProof/>
+                <w:webHidden/>
+              </w:rPr>
+              <w:t>12</w:t>
+            </w:r>
+            <w:r>
+              <w:rPr>
+                <w:noProof/>
+                <w:webHidden/>
+              </w:rPr>
+              <w:fldChar w:fldCharType="end"/>
+            </w:r>
+          </w:hyperlink>
+        </w:p>
+        <w:p>
+          <w:pPr>
+            <w:pStyle w:val="TOC2"/>
+            <w:tabs>
+              <w:tab w:val="right" w:leader="dot" w:pos="9350"/>
+            </w:tabs>
+            <w:rPr>
+              <w:rFonts w:asciiTheme="minorHAnsi" w:hAnsiTheme="minorHAnsi"/>
+              <w:noProof/>
+              <w:lang w:val="en-IN" w:eastAsia="en-IN"/>
+            </w:rPr>
+          </w:pPr>
+          <w:hyperlink w:anchor="_Toc240408117" w:history="1">
+            <w:r>
+              <w:rPr>
+                <w:rStyle w:val="Hyperlink"/>
+                <w:noProof/>
+              </w:rPr>
+              <w:t>5.1 Implementation and User Benefit</w:t>
+            </w:r>
+            <w:r>
+              <w:rPr>
+                <w:noProof/>
+                <w:webHidden/>
+              </w:rPr>
+              <w:tab/>
+            </w:r>
+            <w:r>
+              <w:rPr>
+                <w:noProof/>
+                <w:webHidden/>
+              </w:rPr>
+              <w:fldChar w:fldCharType="begin"/>
+            </w:r>
+            <w:r>
+              <w:rPr>
+                <w:noProof/>
+                <w:webHidden/>
+              </w:rPr>
+              <w:instrText xml:space="preserve"> PAGEREF _Toc240408117 \h </w:instrText>
+            </w:r>
+            <w:r>
+              <w:rPr>
+                <w:noProof/>
+                <w:webHidden/>
+              </w:rPr>
+            </w:r>
+            <w:r>
+              <w:rPr>
+                <w:noProof/>
+                <w:webHidden/>
+              </w:rPr>
+              <w:fldChar w:fldCharType="separate"/>
+            </w:r>
+            <w:r>
+              <w:rPr>
+                <w:noProof/>
+                <w:webHidden/>
+              </w:rPr>
+              <w:t>12</w:t>
+            </w:r>
+            <w:r>
+              <w:rPr>
+                <w:noProof/>
+                <w:webHidden/>
+              </w:rPr>
+              <w:fldChar w:fldCharType="end"/>
+            </w:r>
+          </w:hyperlink>
+        </w:p>
+        <w:p>
+          <w:pPr>
+            <w:pStyle w:val="TOC2"/>
+            <w:tabs>
+              <w:tab w:val="right" w:leader="dot" w:pos="9350"/>
+            </w:tabs>
+            <w:rPr>
+              <w:rFonts w:asciiTheme="minorHAnsi" w:hAnsiTheme="minorHAnsi"/>
+              <w:noProof/>
+              <w:lang w:val="en-IN" w:eastAsia="en-IN"/>
+            </w:rPr>
+          </w:pPr>
+          <w:hyperlink w:anchor="_Toc240408118" w:history="1">
+            <w:r>
+              <w:rPr>
+                <w:rStyle w:val="Hyperlink"/>
+                <w:noProof/>
+              </w:rPr>
+              <w:t>5.2 Deployment Approach</w:t>
+            </w:r>
+            <w:r>
+              <w:rPr>
+                <w:noProof/>
+                <w:webHidden/>
+              </w:rPr>
+              <w:tab/>
+            </w:r>
+            <w:r>
+              <w:rPr>
+                <w:noProof/>
+                <w:webHidden/>
+              </w:rPr>
+              <w:fldChar w:fldCharType="begin"/>
+            </w:r>
+            <w:r>
+              <w:rPr>
+                <w:noProof/>
+                <w:webHidden/>
+              </w:rPr>
+              <w:instrText xml:space="preserve"> PAGEREF _Toc240408118 \h </w:instrText>
+            </w:r>
+            <w:r>
+              <w:rPr>
+                <w:noProof/>
+                <w:webHidden/>
+              </w:rPr>
+            </w:r>
+            <w:r>
+              <w:rPr>
+                <w:noProof/>
+                <w:webHidden/>
+              </w:rPr>
+              <w:fldChar w:fldCharType="separate"/>
+            </w:r>
+            <w:r>
+              <w:rPr>
+                <w:noProof/>
+                <w:webHidden/>
+              </w:rPr>
+              <w:t>12</w:t>
+            </w:r>
+            <w:r>
+              <w:rPr>
+                <w:noProof/>
+                <w:webHidden/>
+              </w:rPr>
+              <w:fldChar w:fldCharType="end"/>
+            </w:r>
+          </w:hyperlink>
+        </w:p>
+        <w:p>
+          <w:pPr>
+            <w:pStyle w:val="TOC2"/>
+            <w:tabs>
+              <w:tab w:val="right" w:leader="dot" w:pos="9350"/>
+            </w:tabs>
+            <w:rPr>
+              <w:rFonts w:asciiTheme="minorHAnsi" w:hAnsiTheme="minorHAnsi"/>
+              <w:noProof/>
+              <w:lang w:val="en-IN" w:eastAsia="en-IN"/>
+            </w:rPr>
+          </w:pPr>
+          <w:hyperlink w:anchor="_Toc240408119" w:history="1">
+            <w:r>
+              <w:rPr>
+                <w:rStyle w:val="Hyperlink"/>
+                <w:noProof/>
+              </w:rPr>
+              <w:t>5.3 System Integration</w:t>
+            </w:r>
+            <w:r>
+              <w:rPr>
+                <w:noProof/>
+                <w:webHidden/>
+              </w:rPr>
+              <w:tab/>
+            </w:r>
+            <w:r>
+              <w:rPr>
+                <w:noProof/>
+                <w:webHidden/>
+              </w:rPr>
+              <w:fldChar w:fldCharType="begin"/>
+            </w:r>
+            <w:r>
+              <w:rPr>
+                <w:noProof/>
+                <w:webHidden/>
+              </w:rPr>
+              <w:instrText xml:space="preserve"> PAGEREF _Toc240408119 \h </w:instrText>
+            </w:r>
+            <w:r>
+              <w:rPr>
+                <w:noProof/>
+                <w:webHidden/>
+              </w:rPr>
+            </w:r>
+            <w:r>
+              <w:rPr>
+                <w:noProof/>
+                <w:webHidden/>
+              </w:rPr>
+              <w:fldChar w:fldCharType="separate"/>
+            </w:r>
+            <w:r>
+              <w:rPr>
+                <w:noProof/>
+                <w:webHidden/>
+              </w:rPr>
+              <w:t>12</w:t>
+            </w:r>
+            <w:r>
+              <w:rPr>
+                <w:noProof/>
+                <w:webHidden/>
+              </w:rPr>
+              <w:fldChar w:fldCharType="end"/>
+            </w:r>
+          </w:hyperlink>
+        </w:p>
+        <w:p>
+          <w:pPr>
+            <w:pStyle w:val="TOC2"/>
+            <w:tabs>
+              <w:tab w:val="right" w:leader="dot" w:pos="9350"/>
+            </w:tabs>
+            <w:rPr>
+              <w:rFonts w:asciiTheme="minorHAnsi" w:hAnsiTheme="minorHAnsi"/>
+              <w:noProof/>
+              <w:lang w:val="en-IN" w:eastAsia="en-IN"/>
+            </w:rPr>
+          </w:pPr>
+          <w:hyperlink w:anchor="_Toc240408120" w:history="1">
+            <w:r>
+              <w:rPr>
+                <w:rStyle w:val="Hyperlink"/>
+                <w:noProof/>
+              </w:rPr>
+              <w:t>5.4 User Interaction</w:t>
+            </w:r>
+            <w:r>
+              <w:rPr>
+                <w:noProof/>
+                <w:webHidden/>
+              </w:rPr>
+              <w:tab/>
+            </w:r>
+            <w:r>
+              <w:rPr>
+                <w:noProof/>
+                <w:webHidden/>
+              </w:rPr>
+              <w:fldChar w:fldCharType="begin"/>
+            </w:r>
+            <w:r>
+              <w:rPr>
+                <w:noProof/>
+                <w:webHidden/>
+              </w:rPr>
+              <w:instrText xml:space="preserve"> PAGEREF _Toc240408120 \h </w:instrText>
+            </w:r>
+            <w:r>
+              <w:rPr>
+                <w:noProof/>
+                <w:webHidden/>
+              </w:rPr>
+            </w:r>
+            <w:r>
+              <w:rPr>
+                <w:noProof/>
+                <w:webHidden/>
+              </w:rPr>
+              <w:fldChar w:fldCharType="separate"/>
+            </w:r>
+            <w:r>
+              <w:rPr>
+                <w:noProof/>
+                <w:webHidden/>
+              </w:rPr>
+              <w:t>13</w:t>
+            </w:r>
+            <w:r>
+              <w:rPr>
+                <w:noProof/>
+                <w:webHidden/>
+              </w:rPr>
+              <w:fldChar w:fldCharType="end"/>
+            </w:r>
+          </w:hyperlink>
+        </w:p>
+        <w:p>
+          <w:pPr>
+            <w:pStyle w:val="TOC2"/>
+            <w:tabs>
+              <w:tab w:val="right" w:leader="dot" w:pos="9350"/>
+            </w:tabs>
+            <w:rPr>
+              <w:rFonts w:asciiTheme="minorHAnsi" w:hAnsiTheme="minorHAnsi"/>
+              <w:noProof/>
+              <w:lang w:val="en-IN" w:eastAsia="en-IN"/>
+            </w:rPr>
+          </w:pPr>
+          <w:hyperlink w:anchor="_Toc240408121" w:history="1">
+            <w:r>
+              <w:rPr>
+                <w:rStyle w:val="Hyperlink"/>
+                <w:noProof/>
+              </w:rPr>
+              <w:t>5.5 Benefits to Users</w:t>
+            </w:r>
+            <w:r>
+              <w:rPr>
+                <w:noProof/>
+                <w:webHidden/>
+              </w:rPr>
+              <w:tab/>
+            </w:r>
+            <w:r>
+              <w:rPr>
+                <w:noProof/>
+                <w:webHidden/>
+              </w:rPr>
+              <w:fldChar w:fldCharType="begin"/>
+            </w:r>
+            <w:r>
+              <w:rPr>
+                <w:noProof/>
+                <w:webHidden/>
+              </w:rPr>
+              <w:instrText xml:space="preserve"> PAGEREF _Toc240408121 \h </w:instrText>
+            </w:r>
+            <w:r>
+              <w:rPr>
+                <w:noProof/>
+                <w:webHidden/>
+              </w:rPr>
+            </w:r>
+            <w:r>
+              <w:rPr>
+                <w:noProof/>
+                <w:webHidden/>
+              </w:rPr>
+              <w:fldChar w:fldCharType="separate"/>
+            </w:r>
+            <w:r>
+              <w:rPr>
+                <w:noProof/>
+                <w:webHidden/>
+              </w:rPr>
+              <w:t>13</w:t>
+            </w:r>
+            <w:r>
+              <w:rPr>
+                <w:noProof/>
+                <w:webHidden/>
+              </w:rPr>
+              <w:fldChar w:fldCharType="end"/>
+            </w:r>
+          </w:hyperlink>
+        </w:p>
+        <w:p>
+          <w:pPr>
+            <w:pStyle w:val="TOC2"/>
+            <w:tabs>
+              <w:tab w:val="right" w:leader="dot" w:pos="9350"/>
+            </w:tabs>
+            <w:rPr>
+              <w:rFonts w:asciiTheme="minorHAnsi" w:hAnsiTheme="minorHAnsi"/>
+              <w:noProof/>
+              <w:lang w:val="en-IN" w:eastAsia="en-IN"/>
+            </w:rPr>
+          </w:pPr>
+          <w:hyperlink w:anchor="_Toc240408122" w:history="1">
+            <w:r>
+              <w:rPr>
+                <w:rStyle w:val="Hyperlink"/>
+                <w:noProof/>
+              </w:rPr>
+              <w:t>5.6 Example Use Case</w:t>
+            </w:r>
+            <w:r>
+              <w:rPr>
+                <w:noProof/>
+                <w:webHidden/>
+              </w:rPr>
+              <w:tab/>
+            </w:r>
+            <w:r>
+              <w:rPr>
+                <w:noProof/>
+                <w:webHidden/>
+              </w:rPr>
+              <w:fldChar w:fldCharType="begin"/>
+            </w:r>
+            <w:r>
+              <w:rPr>
+                <w:noProof/>
+                <w:webHidden/>
+              </w:rPr>
+              <w:instrText xml:space="preserve"> PAGEREF _Toc240408122 \h </w:instrText>
+            </w:r>
+            <w:r>
+              <w:rPr>
+                <w:noProof/>
+                <w:webHidden/>
+              </w:rPr>
+            </w:r>
+            <w:r>
+              <w:rPr>
+                <w:noProof/>
+                <w:webHidden/>
+              </w:rPr>
+              <w:fldChar w:fldCharType="separate"/>
+            </w:r>
+            <w:r>
+              <w:rPr>
+                <w:noProof/>
+                <w:webHidden/>
+              </w:rPr>
+              <w:t>13</w:t>
+            </w:r>
+            <w:r>
+              <w:rPr>
+                <w:noProof/>
+                <w:webHidden/>
+              </w:rPr>
+              <w:fldChar w:fldCharType="end"/>
+            </w:r>
+          </w:hyperlink>
+        </w:p>
+        <w:p>
+          <w:pPr>
+            <w:pStyle w:val="TOC1"/>
+            <w:tabs>
+              <w:tab w:val="right" w:leader="dot" w:pos="9350"/>
+            </w:tabs>
+            <w:rPr>
+              <w:rFonts w:asciiTheme="minorHAnsi" w:hAnsiTheme="minorHAnsi"/>
+              <w:noProof/>
+              <w:lang w:val="en-IN" w:eastAsia="en-IN"/>
+            </w:rPr>
+          </w:pPr>
+          <w:hyperlink w:anchor="_Toc240408123" w:history="1">
+            <w:r>
+              <w:rPr>
+                <w:rStyle w:val="Hyperlink"/>
+                <w:noProof/>
+              </w:rPr>
+              <w:t>6. Limitations and Further Improvements</w:t>
+            </w:r>
+            <w:r>
+              <w:rPr>
+                <w:noProof/>
+                <w:webHidden/>
+              </w:rPr>
+              <w:tab/>
+            </w:r>
+            <w:r>
+              <w:rPr>
+                <w:noProof/>
+                <w:webHidden/>
+              </w:rPr>
+              <w:fldChar w:fldCharType="begin"/>
+            </w:r>
+            <w:r>
+              <w:rPr>
+                <w:noProof/>
+                <w:webHidden/>
+              </w:rPr>
+              <w:instrText xml:space="preserve"> PAGEREF _Toc240408123 \h </w:instrText>
+            </w:r>
+            <w:r>
+              <w:rPr>
+                <w:noProof/>
+                <w:webHidden/>
+              </w:rPr>
+            </w:r>
+            <w:r>
+              <w:rPr>
+                <w:noProof/>
+                <w:webHidden/>
+              </w:rPr>
+              <w:fldChar w:fldCharType="separate"/>
+            </w:r>
+            <w:r>
+              <w:rPr>
+                <w:noProof/>
+                <w:webHidden/>
+              </w:rPr>
+              <w:t>13</w:t>
+            </w:r>
+            <w:r>
+              <w:rPr>
+                <w:noProof/>
+                <w:webHidden/>
+              </w:rPr>
+              <w:fldChar w:fldCharType="end"/>
+            </w:r>
+          </w:hyperlink>
+        </w:p>
+        <w:p>
+          <w:pPr>
+            <w:pStyle w:val="TOC2"/>
+            <w:tabs>
+              <w:tab w:val="right" w:leader="dot" w:pos="9350"/>
+            </w:tabs>
+            <w:rPr>
+              <w:rFonts w:asciiTheme="minorHAnsi" w:hAnsiTheme="minorHAnsi"/>
+              <w:noProof/>
+              <w:lang w:val="en-IN" w:eastAsia="en-IN"/>
+            </w:rPr>
+          </w:pPr>
+          <w:hyperlink w:anchor="_Toc240408124" w:history="1">
+            <w:r>
+              <w:rPr>
+                <w:rStyle w:val="Hyperlink"/>
+                <w:noProof/>
+              </w:rPr>
+              <w:t>6.1 Limitations</w:t>
+            </w:r>
+            <w:r>
+              <w:rPr>
+                <w:noProof/>
+                <w:webHidden/>
+              </w:rPr>
+              <w:tab/>
+            </w:r>
+            <w:r>
+              <w:rPr>
+                <w:noProof/>
+                <w:webHidden/>
+              </w:rPr>
+              <w:fldChar w:fldCharType="begin"/>
+            </w:r>
+            <w:r>
+              <w:rPr>
+                <w:noProof/>
+                <w:webHidden/>
+              </w:rPr>
+              <w:instrText xml:space="preserve"> PAGEREF _Toc240408124 \h </w:instrText>
+            </w:r>
+            <w:r>
+              <w:rPr>
+                <w:noProof/>
+                <w:webHidden/>
+              </w:rPr>
+            </w:r>
+            <w:r>
+              <w:rPr>
+                <w:noProof/>
+                <w:webHidden/>
+              </w:rPr>
+              <w:fldChar w:fldCharType="separate"/>
+            </w:r>
+            <w:r>
+              <w:rPr>
+                <w:noProof/>
+                <w:webHidden/>
+              </w:rPr>
+              <w:t>13</w:t>
+            </w:r>
+            <w:r>
+              <w:rPr>
+                <w:noProof/>
+                <w:webHidden/>
+              </w:rPr>
+              <w:fldChar w:fldCharType="end"/>
+            </w:r>
+          </w:hyperlink>
+        </w:p>
+        <w:p>
+          <w:pPr>
+            <w:pStyle w:val="TOC2"/>
+            <w:tabs>
+              <w:tab w:val="right" w:leader="dot" w:pos="9350"/>
+            </w:tabs>
+            <w:rPr>
+              <w:rFonts w:asciiTheme="minorHAnsi" w:hAnsiTheme="minorHAnsi"/>
+              <w:noProof/>
+              <w:lang w:val="en-IN" w:eastAsia="en-IN"/>
+            </w:rPr>
+          </w:pPr>
+          <w:hyperlink w:anchor="_Toc240408125" w:history="1">
+            <w:r>
+              <w:rPr>
+                <w:rStyle w:val="Hyperlink"/>
+                <w:noProof/>
+              </w:rPr>
+              <w:t>6.2 Impact of Limitations</w:t>
+            </w:r>
+            <w:r>
+              <w:rPr>
+                <w:noProof/>
+                <w:webHidden/>
+              </w:rPr>
+              <w:tab/>
+            </w:r>
+            <w:r>
+              <w:rPr>
+                <w:noProof/>
+                <w:webHidden/>
+              </w:rPr>
+              <w:fldChar w:fldCharType="begin"/>
+            </w:r>
+            <w:r>
+              <w:rPr>
+                <w:noProof/>
+                <w:webHidden/>
+              </w:rPr>
+              <w:instrText xml:space="preserve"> PAGEREF _Toc240408125 \h </w:instrText>
+            </w:r>
+            <w:r>
+              <w:rPr>
+                <w:noProof/>
+                <w:webHidden/>
+              </w:rPr>
+            </w:r>
+            <w:r>
+              <w:rPr>
+                <w:noProof/>
+                <w:webHidden/>
+              </w:rPr>
+              <w:fldChar w:fldCharType="separate"/>
+            </w:r>
+            <w:r>
+              <w:rPr>
+                <w:noProof/>
+                <w:webHidden/>
+              </w:rPr>
+              <w:t>14</w:t>
+            </w:r>
+            <w:r>
+              <w:rPr>
+                <w:noProof/>
+                <w:webHidden/>
+              </w:rPr>
+              <w:fldChar w:fldCharType="end"/>
+            </w:r>
+          </w:hyperlink>
+        </w:p>
+        <w:p>
+          <w:pPr>
+            <w:pStyle w:val="TOC2"/>
+            <w:tabs>
+              <w:tab w:val="right" w:leader="dot" w:pos="9350"/>
+            </w:tabs>
+            <w:rPr>
+              <w:rFonts w:asciiTheme="minorHAnsi" w:hAnsiTheme="minorHAnsi"/>
+              <w:noProof/>
+              <w:lang w:val="en-IN" w:eastAsia="en-IN"/>
+            </w:rPr>
+          </w:pPr>
+          <w:hyperlink w:anchor="_Toc240408126" w:history="1">
+            <w:r>
+              <w:rPr>
+                <w:rStyle w:val="Hyperlink"/>
+                <w:noProof/>
+              </w:rPr>
+              <w:t>6.3 Future Improvements</w:t>
+            </w:r>
+            <w:r>
+              <w:rPr>
+                <w:noProof/>
+                <w:webHidden/>
+              </w:rPr>
+              <w:tab/>
+            </w:r>
+            <w:r>
+              <w:rPr>
+                <w:noProof/>
+                <w:webHidden/>
+              </w:rPr>
+              <w:fldChar w:fldCharType="begin"/>
+            </w:r>
+            <w:r>
+              <w:rPr>
+                <w:noProof/>
+                <w:webHidden/>
+              </w:rPr>
+              <w:instrText xml:space="preserve"> PAGEREF _Toc240408126 \h </w:instrText>
+            </w:r>
+            <w:r>
+              <w:rPr>
+                <w:noProof/>
+                <w:webHidden/>
+              </w:rPr>
+            </w:r>
+            <w:r>
+              <w:rPr>
+                <w:noProof/>
+                <w:webHidden/>
+              </w:rPr>
+              <w:fldChar w:fldCharType="separate"/>
+            </w:r>
+            <w:r>
+              <w:rPr>
+                <w:noProof/>
+                <w:webHidden/>
+              </w:rPr>
+              <w:t>14</w:t>
+            </w:r>
+            <w:r>
+              <w:rPr>
+                <w:noProof/>
+                <w:webHidden/>
+              </w:rPr>
+              <w:fldChar w:fldCharType="end"/>
+            </w:r>
+          </w:hyperlink>
+        </w:p>
+        <w:p>
+          <w:pPr>
+            <w:pStyle w:val="TOC2"/>
+            <w:tabs>
+              <w:tab w:val="right" w:leader="dot" w:pos="9350"/>
+            </w:tabs>
+            <w:rPr>
+              <w:rFonts w:asciiTheme="minorHAnsi" w:hAnsiTheme="minorHAnsi"/>
+              <w:noProof/>
+              <w:lang w:val="en-IN" w:eastAsia="en-IN"/>
+            </w:rPr>
+          </w:pPr>
+          <w:hyperlink w:anchor="_Toc240408127" w:history="1">
+            <w:r>
+              <w:rPr>
+                <w:rStyle w:val="Hyperlink"/>
+                <w:noProof/>
+              </w:rPr>
+              <w:t>6.4 Future Scope</w:t>
+            </w:r>
+            <w:r>
+              <w:rPr>
+                <w:noProof/>
+                <w:webHidden/>
+              </w:rPr>
+              <w:tab/>
+            </w:r>
+            <w:r>
+              <w:rPr>
+                <w:noProof/>
+                <w:webHidden/>
+              </w:rPr>
+              <w:fldChar w:fldCharType="begin"/>
+            </w:r>
+            <w:r>
+              <w:rPr>
+                <w:noProof/>
+                <w:webHidden/>
+              </w:rPr>
+              <w:instrText xml:space="preserve"> PAGEREF _Toc240408127 \h </w:instrText>
+            </w:r>
+            <w:r>
+              <w:rPr>
+                <w:noProof/>
+                <w:webHidden/>
+              </w:rPr>
+            </w:r>
+            <w:r>
+              <w:rPr>
+                <w:noProof/>
+                <w:webHidden/>
+              </w:rPr>
+              <w:fldChar w:fldCharType="separate"/>
+            </w:r>
+            <w:r>
+              <w:rPr>
+                <w:noProof/>
+                <w:webHidden/>
+              </w:rPr>
+              <w:t>14</w:t>
+            </w:r>
+            <w:r>
+              <w:rPr>
+                <w:noProof/>
+                <w:webHidden/>
+              </w:rPr>
+              <w:fldChar w:fldCharType="end"/>
+            </w:r>
+          </w:hyperlink>
+        </w:p>
+        <w:p>
+          <w:pPr>
+            <w:pStyle w:val="TOC1"/>
+            <w:tabs>
+              <w:tab w:val="right" w:leader="dot" w:pos="9350"/>
+            </w:tabs>
+            <w:rPr>
+              <w:rFonts w:asciiTheme="minorHAnsi" w:hAnsiTheme="minorHAnsi"/>
+              <w:noProof/>
+              <w:lang w:val="en-IN" w:eastAsia="en-IN"/>
+            </w:rPr>
+          </w:pPr>
+          <w:hyperlink w:anchor="_Toc240408128" w:history="1">
+            <w:r>
+              <w:rPr>
+                <w:rStyle w:val="Hyperlink"/>
+                <w:noProof/>
+              </w:rPr>
+              <w:t>7. Conclusion</w:t>
+            </w:r>
+            <w:r>
+              <w:rPr>
+                <w:noProof/>
+                <w:webHidden/>
+              </w:rPr>
+              <w:tab/>
+            </w:r>
+            <w:r>
+              <w:rPr>
+                <w:noProof/>
+                <w:webHidden/>
+              </w:rPr>
+              <w:fldChar w:fldCharType="begin"/>
+            </w:r>
+            <w:r>
+              <w:rPr>
+                <w:noProof/>
+                <w:webHidden/>
+              </w:rPr>
+              <w:instrText xml:space="preserve"> PAGEREF _Toc240408128 \h </w:instrText>
+            </w:r>
+            <w:r>
+              <w:rPr>
+                <w:noProof/>
+                <w:webHidden/>
+              </w:rPr>
+            </w:r>
+            <w:r>
+              <w:rPr>
+                <w:noProof/>
+                <w:webHidden/>
+              </w:rPr>
+              <w:fldChar w:fldCharType="separate"/>
+            </w:r>
+            <w:r>
+              <w:rPr>
+                <w:noProof/>
+                <w:webHidden/>
+              </w:rPr>
+              <w:t>14</w:t>
+            </w:r>
+            <w:r>
+              <w:rPr>
+                <w:noProof/>
+                <w:webHidden/>
+              </w:rPr>
+              <w:fldChar w:fldCharType="end"/>
+            </w:r>
+          </w:hyperlink>
+        </w:p>
+        <w:p>
+          <w:pPr>
+            <w:pStyle w:val="TOC1"/>
+            <w:tabs>
+              <w:tab w:val="right" w:leader="dot" w:pos="9350"/>
+            </w:tabs>
+            <w:rPr>
+              <w:rFonts w:asciiTheme="minorHAnsi" w:hAnsiTheme="minorHAnsi"/>
+              <w:noProof/>
+              <w:lang w:val="en-IN" w:eastAsia="en-IN"/>
+            </w:rPr>
+          </w:pPr>
+          <w:hyperlink w:anchor="_Toc240408129" w:history="1">
+            <w:r>
+              <w:rPr>
+                <w:rStyle w:val="Hyperlink"/>
+                <w:noProof/>
+              </w:rPr>
+              <w:t>References</w:t>
+            </w:r>
+            <w:r>
+              <w:rPr>
+                <w:noProof/>
+                <w:webHidden/>
+              </w:rPr>
+              <w:tab/>
+            </w:r>
+            <w:r>
+              <w:rPr>
+                <w:noProof/>
+                <w:webHidden/>
+              </w:rPr>
+              <w:fldChar w:fldCharType="begin"/>
+            </w:r>
+            <w:r>
+              <w:rPr>
+                <w:noProof/>
+                <w:webHidden/>
+              </w:rPr>
+              <w:instrText xml:space="preserve"> PAGEREF _Toc240408129 \h </w:instrText>
+            </w:r>
+            <w:r>
+              <w:rPr>
+                <w:noProof/>
+                <w:webHidden/>
+              </w:rPr>
+            </w:r>
+            <w:r>
+              <w:rPr>
+                <w:noProof/>
+                <w:webHidden/>
+              </w:rPr>
+              <w:fldChar w:fldCharType="separate"/>
+            </w:r>
+            <w:r>
+              <w:rPr>
+                <w:noProof/>
+                <w:webHidden/>
+              </w:rPr>
+              <w:t>15</w:t>
+            </w:r>
+            <w:r>
+              <w:rPr>
+                <w:noProof/>
+                <w:webHidden/>
+              </w:rPr>
+              <w:fldChar w:fldCharType="end"/>
+            </w:r>
+          </w:hyperlink>
+        </w:p>
+        <w:p>
+          <w:pPr>
+            <w:pStyle w:val="TOC1"/>
+            <w:tabs>
+              <w:tab w:val="right" w:leader="dot" w:pos="9350"/>
+            </w:tabs>
+            <w:rPr>
+              <w:rFonts w:asciiTheme="minorHAnsi" w:hAnsiTheme="minorHAnsi"/>
+              <w:noProof/>
+              <w:lang w:val="en-IN" w:eastAsia="en-IN"/>
+            </w:rPr>
+          </w:pPr>
+          <w:hyperlink w:anchor="_Toc240408130" w:history="1">
+            <w:r>
+              <w:rPr>
+                <w:rStyle w:val="Hyperlink"/>
+                <w:noProof/>
+              </w:rPr>
+              <w:t>Appendix A. Workflow and Reproducibility</w:t>
+            </w:r>
+            <w:r>
+              <w:rPr>
+                <w:noProof/>
+                <w:webHidden/>
+              </w:rPr>
+              <w:tab/>
+            </w:r>
+            <w:r>
+              <w:rPr>
+                <w:noProof/>
+                <w:webHidden/>
+              </w:rPr>
+              <w:fldChar w:fldCharType="begin"/>
+            </w:r>
+            <w:r>
+              <w:rPr>
+                <w:noProof/>
+                <w:webHidden/>
+              </w:rPr>
+              <w:instrText xml:space="preserve"> PAGEREF _Toc240408130 \h </w:instrText>
+            </w:r>
+            <w:r>
+              <w:rPr>
+                <w:noProof/>
+                <w:webHidden/>
+              </w:rPr>
+            </w:r>
+            <w:r>
+              <w:rPr>
+                <w:noProof/>
+                <w:webHidden/>
+              </w:rPr>
+              <w:fldChar w:fldCharType="separate"/>
+            </w:r>
+            <w:r>
+              <w:rPr>
+                <w:noProof/>
+                <w:webHidden/>
+              </w:rPr>
+              <w:t>15</w:t>
+            </w:r>
+            <w:r>
+              <w:rPr>
+                <w:noProof/>
+                <w:webHidden/>
+              </w:rPr>
+              <w:fldChar w:fldCharType="end"/>
+            </w:r>
+          </w:hyperlink>
+        </w:p>
+        <w:p>
+          <w:pPr>
+            <w:pStyle w:val="TOC1"/>
+            <w:tabs>
+              <w:tab w:val="right" w:leader="dot" w:pos="9350"/>
+            </w:tabs>
+            <w:rPr>
+              <w:rFonts w:asciiTheme="minorHAnsi" w:hAnsiTheme="minorHAnsi"/>
+              <w:noProof/>
+              <w:lang w:val="en-IN" w:eastAsia="en-IN"/>
+            </w:rPr>
+          </w:pPr>
+          <w:hyperlink w:anchor="_Toc240408131" w:history="1">
+            <w:r>
+              <w:rPr>
+                <w:rStyle w:val="Hyperlink"/>
+                <w:noProof/>
+              </w:rPr>
+              <w:t>Appendix B. Key Model Outputs</w:t>
+            </w:r>
+            <w:r>
+              <w:rPr>
+                <w:noProof/>
+                <w:webHidden/>
+              </w:rPr>
+              <w:tab/>
+            </w:r>
+            <w:r>
+              <w:rPr>
+                <w:noProof/>
+                <w:webHidden/>
+              </w:rPr>
+              <w:fldChar w:fldCharType="begin"/>
+            </w:r>
+            <w:r>
+              <w:rPr>
+                <w:noProof/>
+                <w:webHidden/>
+              </w:rPr>
+              <w:instrText xml:space="preserve"> PAGEREF _Toc240408131 \h </w:instrText>
+            </w:r>
+            <w:r>
+              <w:rPr>
+                <w:noProof/>
+                <w:webHidden/>
+              </w:rPr>
+            </w:r>
+            <w:r>
+              <w:rPr>
+                <w:noProof/>
+                <w:webHidden/>
+              </w:rPr>
+              <w:fldChar w:fldCharType="separate"/>
+            </w:r>
+            <w:r>
+              <w:rPr>
+                <w:noProof/>
+                <w:webHidden/>
+              </w:rPr>
+              <w:t>16</w:t>
+            </w:r>
+            <w:r>
+              <w:rPr>
+                <w:noProof/>
+                <w:webHidden/>
+              </w:rPr>
+              <w:fldChar w:fldCharType="end"/>
+            </w:r>
+          </w:hyperlink>
+        </w:p>
+        <w:p>
+          <w:r>
+            <w:rPr>
+              <w:b/>
+              <w:bCs/>
+              <w:noProof/>
+            </w:rPr>
+            <w:fldChar w:fldCharType="end"/>
+          </w:r>
+        </w:p>
+      </w:sdtContent>
+    </w:sdt>
     <w:p>
       <w:pPr>
         <w:pStyle w:val="Heading1"/>
         <w:spacing w:after="120"/>
       </w:pPr>
+      <w:bookmarkStart w:id="1" w:name="_Toc240408089"/>
+      <w:bookmarkStart w:id="2" w:name="_GoBack"/>
+      <w:bookmarkEnd w:id="2"/>
       <w:r>
         <w:rPr>
           <w:b w:val="0"/>
         </w:rPr>
-        <w:lastRenderedPageBreak/>
         <w:t>Project Repository</w:t>
       </w:r>
+      <w:bookmarkEnd w:id="1"/>
     </w:p>
     <w:p>
       <w:pPr>
@@ -117,7 +3249,10 @@
         <w:t xml:space="preserve">GitHub repository: </w:t>
       </w:r>
       <w:r>
-        <w:t>https://github.com/anubharathisakthivel-rgb/DataCo</w:t>
+        <w:t>https://github.com/anubharathisakthivel-rgb/</w:t>
+      </w:r>
+      <w:r>
+        <w:t>QM640_Capstone_GitHub</w:t>
       </w:r>
       <w:r>
         <w:t xml:space="preserve">. </w:t>
@@ -143,10 +3278,12 @@
       <w:pPr>
         <w:pStyle w:val="Heading1"/>
       </w:pPr>
+      <w:bookmarkStart w:id="3" w:name="_Toc240408090"/>
       <w:r>
         <w:lastRenderedPageBreak/>
         <w:t>Abstract</w:t>
       </w:r>
+      <w:bookmarkEnd w:id="3"/>
     </w:p>
     <w:p>
       <w:pPr>
@@ -302,9 +3439,11 @@
       <w:pPr>
         <w:pStyle w:val="Heading2"/>
       </w:pPr>
+      <w:bookmarkStart w:id="4" w:name="_Toc240408091"/>
       <w:r>
         <w:t>Keywords</w:t>
       </w:r>
+      <w:bookmarkEnd w:id="4"/>
     </w:p>
     <w:p>
       <w:pPr>
@@ -318,17 +3457,21 @@
       <w:pPr>
         <w:pStyle w:val="Heading1"/>
       </w:pPr>
+      <w:bookmarkStart w:id="5" w:name="_Toc240408092"/>
       <w:r>
         <w:t>1. Introduction</w:t>
       </w:r>
+      <w:bookmarkEnd w:id="5"/>
     </w:p>
     <w:p>
       <w:pPr>
         <w:pStyle w:val="Heading2"/>
       </w:pPr>
+      <w:bookmarkStart w:id="6" w:name="_Toc240408093"/>
       <w:r>
         <w:t>1.1 Background and Context</w:t>
       </w:r>
+      <w:bookmarkEnd w:id="6"/>
     </w:p>
     <w:p>
       <w:pPr>
@@ -385,9 +3528,11 @@
       <w:pPr>
         <w:pStyle w:val="Heading2"/>
       </w:pPr>
+      <w:bookmarkStart w:id="7" w:name="_Toc240408094"/>
       <w:r>
         <w:t>1.2 Problem Statement</w:t>
       </w:r>
+      <w:bookmarkEnd w:id="7"/>
     </w:p>
     <w:p>
       <w:pPr>
@@ -401,9 +3546,11 @@
       <w:pPr>
         <w:pStyle w:val="Heading2"/>
       </w:pPr>
+      <w:bookmarkStart w:id="8" w:name="_Toc240408095"/>
       <w:r>
         <w:t>1.3 Purpose of the Study</w:t>
       </w:r>
+      <w:bookmarkEnd w:id="8"/>
     </w:p>
     <w:p>
       <w:pPr>
@@ -417,9 +3564,11 @@
       <w:pPr>
         <w:pStyle w:val="Heading2"/>
       </w:pPr>
+      <w:bookmarkStart w:id="9" w:name="_Toc240408096"/>
       <w:r>
         <w:t>1.4 Research Questions</w:t>
       </w:r>
+      <w:bookmarkEnd w:id="9"/>
     </w:p>
     <w:p>
       <w:pPr>
@@ -457,9 +3606,11 @@
       <w:pPr>
         <w:pStyle w:val="Heading2"/>
       </w:pPr>
+      <w:bookmarkStart w:id="10" w:name="_Toc240408097"/>
       <w:r>
         <w:t>1.5 Contributions and Expected Value</w:t>
       </w:r>
+      <w:bookmarkEnd w:id="10"/>
     </w:p>
     <w:p>
       <w:pPr>
@@ -502,17 +3653,21 @@
       <w:pPr>
         <w:pStyle w:val="Heading1"/>
       </w:pPr>
+      <w:bookmarkStart w:id="11" w:name="_Toc240408098"/>
       <w:r>
         <w:t>2. Literature Review</w:t>
       </w:r>
+      <w:bookmarkEnd w:id="11"/>
     </w:p>
     <w:p>
       <w:pPr>
         <w:pStyle w:val="Heading2"/>
       </w:pPr>
+      <w:bookmarkStart w:id="12" w:name="_Toc240408099"/>
       <w:r>
         <w:t>2.1 Literature Review Approach</w:t>
       </w:r>
+      <w:bookmarkEnd w:id="12"/>
     </w:p>
     <w:p>
       <w:pPr>
@@ -548,9 +3703,11 @@
       <w:pPr>
         <w:pStyle w:val="Heading2"/>
       </w:pPr>
+      <w:bookmarkStart w:id="13" w:name="_Toc240408100"/>
       <w:r>
         <w:t>2.2 Summary of Key Literature</w:t>
       </w:r>
+      <w:bookmarkEnd w:id="13"/>
     </w:p>
     <w:tbl>
       <w:tblPr>
@@ -1467,10 +4624,12 @@
       <w:pPr>
         <w:pStyle w:val="Heading2"/>
       </w:pPr>
+      <w:bookmarkStart w:id="14" w:name="_Toc240408101"/>
       <w:r>
         <w:lastRenderedPageBreak/>
         <w:t>2.3 Thematic Synthesis</w:t>
       </w:r>
+      <w:bookmarkEnd w:id="14"/>
     </w:p>
     <w:p>
       <w:pPr>
@@ -1540,17 +4699,21 @@
       <w:pPr>
         <w:pStyle w:val="Heading1"/>
       </w:pPr>
+      <w:bookmarkStart w:id="15" w:name="_Toc240408102"/>
       <w:r>
         <w:t>3. Materials and Method</w:t>
       </w:r>
+      <w:bookmarkEnd w:id="15"/>
     </w:p>
     <w:p>
       <w:pPr>
         <w:pStyle w:val="Heading2"/>
       </w:pPr>
+      <w:bookmarkStart w:id="16" w:name="_Toc240408103"/>
       <w:r>
         <w:t>3.1 Data Source and Unit of Analysis</w:t>
       </w:r>
+      <w:bookmarkEnd w:id="16"/>
     </w:p>
     <w:p>
       <w:pPr>
@@ -1603,9 +4766,11 @@
       <w:pPr>
         <w:pStyle w:val="Heading2"/>
       </w:pPr>
+      <w:bookmarkStart w:id="17" w:name="_Toc240408104"/>
       <w:r>
         <w:t>3.2 Data Cleaning and Preprocessing</w:t>
       </w:r>
+      <w:bookmarkEnd w:id="17"/>
     </w:p>
     <w:p>
       <w:pPr>
@@ -1673,9 +4838,11 @@
       <w:pPr>
         <w:pStyle w:val="Heading2"/>
       </w:pPr>
+      <w:bookmarkStart w:id="18" w:name="_Toc240408105"/>
       <w:r>
         <w:t>3.3 Exploratory Data Analysis</w:t>
       </w:r>
+      <w:bookmarkEnd w:id="18"/>
     </w:p>
     <w:p>
       <w:pPr>
@@ -1692,9 +4859,11 @@
       <w:pPr>
         <w:pStyle w:val="Heading2"/>
       </w:pPr>
+      <w:bookmarkStart w:id="19" w:name="_Toc240408106"/>
       <w:r>
         <w:t>3.4 Feature Selection and Leakage Considerations</w:t>
       </w:r>
+      <w:bookmarkEnd w:id="19"/>
     </w:p>
     <w:p>
       <w:pPr>
@@ -1711,9 +4880,11 @@
       <w:pPr>
         <w:pStyle w:val="Heading2"/>
       </w:pPr>
+      <w:bookmarkStart w:id="20" w:name="_Toc240408107"/>
       <w:r>
         <w:t>3.5 Data Splitting and Model Development</w:t>
       </w:r>
+      <w:bookmarkEnd w:id="20"/>
     </w:p>
     <w:p>
       <w:pPr>
@@ -1744,9 +4915,11 @@
       <w:pPr>
         <w:pStyle w:val="Heading2"/>
       </w:pPr>
+      <w:bookmarkStart w:id="21" w:name="_Toc240408108"/>
       <w:r>
         <w:t>3.6 Evaluation Metrics</w:t>
       </w:r>
+      <w:bookmarkEnd w:id="21"/>
     </w:p>
     <w:p>
       <w:pPr>
@@ -1764,9 +4937,11 @@
       <w:pPr>
         <w:pStyle w:val="Heading2"/>
       </w:pPr>
+      <w:bookmarkStart w:id="22" w:name="_Toc240408109"/>
       <w:r>
         <w:t>3.7 Hypotheses</w:t>
       </w:r>
+      <w:bookmarkEnd w:id="22"/>
     </w:p>
     <w:p>
       <w:pPr>
@@ -1820,9 +4995,11 @@
       <w:pPr>
         <w:pStyle w:val="Heading2"/>
       </w:pPr>
+      <w:bookmarkStart w:id="23" w:name="_Toc240408110"/>
       <w:r>
         <w:t>3.8 Architecture Diagram / Workflow</w:t>
       </w:r>
+      <w:bookmarkEnd w:id="23"/>
     </w:p>
     <w:p>
       <w:r>
@@ -1894,17 +5071,21 @@
       <w:pPr>
         <w:pStyle w:val="Heading1"/>
       </w:pPr>
+      <w:bookmarkStart w:id="24" w:name="_Toc240408111"/>
       <w:r>
         <w:t>4. Results</w:t>
       </w:r>
+      <w:bookmarkEnd w:id="24"/>
     </w:p>
     <w:p>
       <w:pPr>
         <w:pStyle w:val="Heading2"/>
       </w:pPr>
+      <w:bookmarkStart w:id="25" w:name="_Toc240408112"/>
       <w:r>
         <w:t>4.1 Model Performance</w:t>
       </w:r>
+      <w:bookmarkEnd w:id="25"/>
     </w:p>
     <w:tbl>
       <w:tblPr>
@@ -2587,9 +5768,11 @@
       <w:pPr>
         <w:pStyle w:val="Heading2"/>
       </w:pPr>
+      <w:bookmarkStart w:id="26" w:name="_Toc240408113"/>
       <w:r>
         <w:t>4.2 Cross-Validation Results</w:t>
       </w:r>
+      <w:bookmarkEnd w:id="26"/>
     </w:p>
     <w:tbl>
       <w:tblPr>
@@ -3140,9 +6323,11 @@
       <w:pPr>
         <w:pStyle w:val="Heading2"/>
       </w:pPr>
+      <w:bookmarkStart w:id="27" w:name="_Toc240408114"/>
       <w:r>
         <w:t>4.3 Feature Importance and Interpretability</w:t>
       </w:r>
+      <w:bookmarkEnd w:id="27"/>
     </w:p>
     <w:p>
       <w:pPr>
@@ -3171,9 +6356,11 @@
       <w:pPr>
         <w:pStyle w:val="Heading2"/>
       </w:pPr>
+      <w:bookmarkStart w:id="28" w:name="_Toc240408115"/>
       <w:r>
         <w:t>4.4 Results by Research Question</w:t>
       </w:r>
+      <w:bookmarkEnd w:id="28"/>
     </w:p>
     <w:p>
       <w:pPr>
@@ -3217,17 +6404,21 @@
       <w:pPr>
         <w:pStyle w:val="Heading1"/>
       </w:pPr>
+      <w:bookmarkStart w:id="29" w:name="_Toc240408116"/>
       <w:r>
         <w:t>5. Practical Significance and Implementation</w:t>
       </w:r>
+      <w:bookmarkEnd w:id="29"/>
     </w:p>
     <w:p>
       <w:pPr>
         <w:pStyle w:val="Heading2"/>
       </w:pPr>
+      <w:bookmarkStart w:id="30" w:name="_Toc240408117"/>
       <w:r>
         <w:t>5.1 Implementation and User Benefit</w:t>
       </w:r>
+      <w:bookmarkEnd w:id="30"/>
     </w:p>
     <w:p>
       <w:pPr>
@@ -3241,9 +6432,11 @@
       <w:pPr>
         <w:pStyle w:val="Heading2"/>
       </w:pPr>
+      <w:bookmarkStart w:id="31" w:name="_Toc240408118"/>
       <w:r>
         <w:t>5.2 Deployment Approach</w:t>
       </w:r>
+      <w:bookmarkEnd w:id="31"/>
     </w:p>
     <w:p>
       <w:pPr>
@@ -3260,9 +6453,11 @@
       <w:pPr>
         <w:pStyle w:val="Heading2"/>
       </w:pPr>
+      <w:bookmarkStart w:id="32" w:name="_Toc240408119"/>
       <w:r>
         <w:t>5.3 System Integration</w:t>
       </w:r>
+      <w:bookmarkEnd w:id="32"/>
     </w:p>
     <w:p>
       <w:pPr>
@@ -3280,9 +6475,11 @@
       <w:pPr>
         <w:pStyle w:val="Heading2"/>
       </w:pPr>
+      <w:bookmarkStart w:id="33" w:name="_Toc240408120"/>
       <w:r>
         <w:t>5.4 User Interaction</w:t>
       </w:r>
+      <w:bookmarkEnd w:id="33"/>
     </w:p>
     <w:p>
       <w:pPr>
@@ -3296,9 +6493,11 @@
       <w:pPr>
         <w:pStyle w:val="Heading2"/>
       </w:pPr>
+      <w:bookmarkStart w:id="34" w:name="_Toc240408121"/>
       <w:r>
         <w:t>5.5 Benefits to Users</w:t>
       </w:r>
+      <w:bookmarkEnd w:id="34"/>
     </w:p>
     <w:p>
       <w:pPr>
@@ -3340,9 +6539,11 @@
       <w:pPr>
         <w:pStyle w:val="Heading2"/>
       </w:pPr>
+      <w:bookmarkStart w:id="35" w:name="_Toc240408122"/>
       <w:r>
         <w:t>5.6 Example Use Case</w:t>
       </w:r>
+      <w:bookmarkEnd w:id="35"/>
     </w:p>
     <w:p>
       <w:pPr>
@@ -3356,17 +6557,21 @@
       <w:pPr>
         <w:pStyle w:val="Heading1"/>
       </w:pPr>
+      <w:bookmarkStart w:id="36" w:name="_Toc240408123"/>
       <w:r>
         <w:t>6. Limitations and Further Improvements</w:t>
       </w:r>
+      <w:bookmarkEnd w:id="36"/>
     </w:p>
     <w:p>
       <w:pPr>
         <w:pStyle w:val="Heading2"/>
       </w:pPr>
+      <w:bookmarkStart w:id="37" w:name="_Toc240408124"/>
       <w:r>
         <w:t>6.1 Limitations</w:t>
       </w:r>
+      <w:bookmarkEnd w:id="37"/>
     </w:p>
     <w:p>
       <w:pPr>
@@ -3459,10 +6664,12 @@
       <w:pPr>
         <w:pStyle w:val="Heading2"/>
       </w:pPr>
+      <w:bookmarkStart w:id="38" w:name="_Toc240408125"/>
       <w:r>
         <w:lastRenderedPageBreak/>
         <w:t>6.2 Impact of Limitations</w:t>
       </w:r>
+      <w:bookmarkEnd w:id="38"/>
     </w:p>
     <w:p>
       <w:pPr>
@@ -3484,9 +6691,11 @@
       <w:pPr>
         <w:pStyle w:val="Heading2"/>
       </w:pPr>
+      <w:bookmarkStart w:id="39" w:name="_Toc240408126"/>
       <w:r>
         <w:t>6.3 Future Improvements</w:t>
       </w:r>
+      <w:bookmarkEnd w:id="39"/>
     </w:p>
     <w:p>
       <w:pPr>
@@ -3573,9 +6782,11 @@
       <w:pPr>
         <w:pStyle w:val="Heading2"/>
       </w:pPr>
+      <w:bookmarkStart w:id="40" w:name="_Toc240408127"/>
       <w:r>
         <w:t>6.4 Future Scope</w:t>
       </w:r>
+      <w:bookmarkEnd w:id="40"/>
     </w:p>
     <w:p>
       <w:pPr>
@@ -3589,9 +6800,11 @@
       <w:pPr>
         <w:pStyle w:val="Heading1"/>
       </w:pPr>
+      <w:bookmarkStart w:id="41" w:name="_Toc240408128"/>
       <w:r>
         <w:t>7. Conclusion</w:t>
       </w:r>
+      <w:bookmarkEnd w:id="41"/>
     </w:p>
     <w:p>
       <w:pPr>
@@ -3628,9 +6841,11 @@
       <w:pPr>
         <w:pStyle w:val="Heading1"/>
       </w:pPr>
+      <w:bookmarkStart w:id="42" w:name="_Toc240408129"/>
       <w:r>
         <w:t>References</w:t>
       </w:r>
+      <w:bookmarkEnd w:id="42"/>
     </w:p>
     <w:p>
       <w:pPr>
@@ -3732,9 +6947,11 @@
       <w:pPr>
         <w:pStyle w:val="Heading1"/>
       </w:pPr>
+      <w:bookmarkStart w:id="43" w:name="_Toc240408130"/>
       <w:r>
         <w:t>Appendix A. Workflow and Reproducibility</w:t>
       </w:r>
+      <w:bookmarkEnd w:id="43"/>
     </w:p>
     <w:p>
       <w:pPr>
@@ -3747,14 +6964,9 @@
         <w:t xml:space="preserve">in GitHub </w:t>
       </w:r>
       <w:r>
-        <w:t xml:space="preserve">is the primary implementation artifact. It installs Python packages including pandas, NumPy, matplotlib, seaborn, scikit-learn, SHAP, XGBoost, TensorFlow, and joblib; downloads the DataCo dataset through Kaggle; cleans and encodes the data; trains the candidate models; </w:t>
-      </w:r>
-      <w:bookmarkStart w:id="0" w:name="_GoBack"/>
-      <w:r>
-        <w:t>evaluates them; generates plots; and saves trained model files.</w:t>
+        <w:t>is the primary implementation artifact. It installs Python packages including pandas, NumPy, matplotlib, seaborn, scikit-learn, SHAP, XGBoost, TensorFlow, and joblib; downloads the DataCo dataset through Kaggle; cleans and encodes the data; trains the candidate models; evaluates them; generates plots; and saves trained model files.</w:t>
       </w:r>
     </w:p>
-    <w:bookmarkEnd w:id="0"/>
     <w:p>
       <w:pPr>
         <w:spacing w:after="120"/>
@@ -3777,9 +6989,11 @@
       <w:pPr>
         <w:pStyle w:val="Heading1"/>
       </w:pPr>
+      <w:bookmarkStart w:id="44" w:name="_Toc240408131"/>
       <w:r>
         <w:t>Appendix B. Key Model Outputs</w:t>
       </w:r>
+      <w:bookmarkEnd w:id="44"/>
     </w:p>
     <w:tbl>
       <w:tblPr>
@@ -4290,7 +7504,7 @@
       <w:rPr>
         <w:noProof/>
       </w:rPr>
-      <w:t>16</w:t>
+      <w:t>3</w:t>
     </w:r>
     <w:r>
       <w:fldChar w:fldCharType="end"/>
@@ -5843,7 +9057,6 @@
     <w:basedOn w:val="Heading1"/>
     <w:next w:val="Normal"/>
     <w:uiPriority w:val="39"/>
-    <w:semiHidden/>
     <w:unhideWhenUsed/>
     <w:qFormat/>
     <w:rsid w:val="00FC693F"/>
@@ -15933,6 +19146,42 @@
       <w:sz w:val="24"/>
       <w:szCs w:val="24"/>
       <w:lang w:val="en-IN" w:eastAsia="en-IN"/>
+    </w:rPr>
+  </w:style>
+  <w:style w:type="paragraph" w:styleId="TOC1">
+    <w:name w:val="toc 1"/>
+    <w:basedOn w:val="Normal"/>
+    <w:next w:val="Normal"/>
+    <w:autoRedefine/>
+    <w:uiPriority w:val="39"/>
+    <w:unhideWhenUsed/>
+    <w:rsid w:val="00E547F4"/>
+    <w:pPr>
+      <w:spacing w:after="100"/>
+    </w:pPr>
+  </w:style>
+  <w:style w:type="paragraph" w:styleId="TOC2">
+    <w:name w:val="toc 2"/>
+    <w:basedOn w:val="Normal"/>
+    <w:next w:val="Normal"/>
+    <w:autoRedefine/>
+    <w:uiPriority w:val="39"/>
+    <w:unhideWhenUsed/>
+    <w:rsid w:val="00E547F4"/>
+    <w:pPr>
+      <w:spacing w:after="100"/>
+      <w:ind w:left="220"/>
+    </w:pPr>
+  </w:style>
+  <w:style w:type="character" w:styleId="Hyperlink">
+    <w:name w:val="Hyperlink"/>
+    <w:basedOn w:val="DefaultParagraphFont"/>
+    <w:uiPriority w:val="99"/>
+    <w:unhideWhenUsed/>
+    <w:rsid w:val="00E547F4"/>
+    <w:rPr>
+      <w:color w:val="0000FF" w:themeColor="hyperlink"/>
+      <w:u w:val="single"/>
     </w:rPr>
   </w:style>
 </w:styles>
@@ -16263,7 +19512,7 @@
 </file>
 
 <file path=customXml/itemProps1.xml><?xml version="1.0" encoding="utf-8"?>
-<ds:datastoreItem xmlns:ds="http://schemas.openxmlformats.org/officeDocument/2006/customXml" ds:itemID="{FF37DE6C-7F5B-4440-9EC2-019B5100F704}">
+<ds:datastoreItem xmlns:ds="http://schemas.openxmlformats.org/officeDocument/2006/customXml" ds:itemID="{FE6EB6D0-8EC2-40F3-A33B-2C1923E902C2}">
   <ds:schemaRefs>
     <ds:schemaRef ds:uri="http://schemas.openxmlformats.org/officeDocument/2006/bibliography"/>
   </ds:schemaRefs>
